--- a/System requirements.docx
+++ b/System requirements.docx
@@ -28,8 +28,6 @@
         </w:rPr>
         <w:t>Hệ thống quản lý và cho thuê tòa nhà, chung cư</w:t>
       </w:r>
-      <w:bookmarkStart w:id="0" w:name="_GoBack"/>
-      <w:bookmarkEnd w:id="0"/>
     </w:p>
     <w:p>
       <w:pPr>
@@ -452,6 +450,8 @@
         </w:rPr>
         <w:t>2. Nhân viên</w:t>
       </w:r>
+      <w:bookmarkStart w:id="0" w:name="_GoBack"/>
+      <w:bookmarkEnd w:id="0"/>
     </w:p>
     <w:p>
       <w:pPr>
@@ -477,35 +477,37 @@
         <w:spacing w:before="100" w:beforeAutospacing="1" w:after="100" w:afterAutospacing="1" w:line="240" w:lineRule="auto"/>
         <w:rPr>
           <w:rFonts w:ascii="Times New Roman" w:eastAsia="Times New Roman" w:hAnsi="Times New Roman" w:cs="Times New Roman"/>
-          <w:sz w:val="26"/>
-          <w:szCs w:val="26"/>
-        </w:rPr>
-      </w:pPr>
-      <w:r>
-        <w:rPr>
-          <w:rFonts w:ascii="Times New Roman" w:eastAsia="Times New Roman" w:hAnsi="Times New Roman" w:cs="Times New Roman"/>
-          <w:sz w:val="26"/>
-          <w:szCs w:val="26"/>
-        </w:rPr>
-        <w:t xml:space="preserve">Ngoài hai nhóm người dùng trên, hệ thống còn có đối tượng </w:t>
-      </w:r>
-      <w:r>
-        <w:rPr>
-          <w:rFonts w:ascii="Times New Roman" w:eastAsia="Times New Roman" w:hAnsi="Times New Roman" w:cs="Times New Roman"/>
-          <w:b/>
-          <w:bCs/>
-          <w:sz w:val="26"/>
-          <w:szCs w:val="26"/>
-        </w:rPr>
-        <w:t>khách hàng</w:t>
-      </w:r>
-      <w:r>
-        <w:rPr>
-          <w:rFonts w:ascii="Times New Roman" w:eastAsia="Times New Roman" w:hAnsi="Times New Roman" w:cs="Times New Roman"/>
-          <w:sz w:val="26"/>
-          <w:szCs w:val="26"/>
-        </w:rPr>
-        <w:t>, tuy nhiên khách hàng trong phạm vi hệ thống này chỉ là dữ liệu được lưu trữ và quản lý, không phải là người trực tiếp đăng nhập vào hệ thống.</w:t>
+          <w:b/>
+          <w:sz w:val="26"/>
+          <w:szCs w:val="26"/>
+        </w:rPr>
+      </w:pPr>
+      <w:r>
+        <w:rPr>
+          <w:rFonts w:ascii="Times New Roman" w:eastAsia="Times New Roman" w:hAnsi="Times New Roman" w:cs="Times New Roman"/>
+          <w:b/>
+          <w:sz w:val="26"/>
+          <w:szCs w:val="26"/>
+        </w:rPr>
+        <w:t>3. Khách hàng</w:t>
+      </w:r>
+    </w:p>
+    <w:p>
+      <w:pPr>
+        <w:spacing w:before="100" w:beforeAutospacing="1" w:after="100" w:afterAutospacing="1" w:line="240" w:lineRule="auto"/>
+        <w:rPr>
+          <w:rFonts w:ascii="Times New Roman" w:eastAsia="Times New Roman" w:hAnsi="Times New Roman" w:cs="Times New Roman"/>
+          <w:sz w:val="26"/>
+          <w:szCs w:val="26"/>
+        </w:rPr>
+      </w:pPr>
+      <w:r>
+        <w:rPr>
+          <w:rFonts w:ascii="Times New Roman" w:eastAsia="Times New Roman" w:hAnsi="Times New Roman" w:cs="Times New Roman"/>
+          <w:sz w:val="26"/>
+          <w:szCs w:val="26"/>
+        </w:rPr>
+        <w:t>Là người có ít quyền hạn nhất trong hệ thống, chỉ có thể tìm kiếm và xem được các tòa nhà. Khách hàng muốn giao dịch phải thông qua nhân viên</w:t>
       </w:r>
     </w:p>
     <w:p>
@@ -928,6 +930,7 @@
           <w:sz w:val="26"/>
           <w:szCs w:val="26"/>
         </w:rPr>
+        <w:lastRenderedPageBreak/>
         <w:t>Giá thuê</w:t>
       </w:r>
     </w:p>
@@ -950,7 +953,6 @@
           <w:sz w:val="26"/>
           <w:szCs w:val="26"/>
         </w:rPr>
-        <w:lastRenderedPageBreak/>
         <w:t>Người quản lý tòa nhà</w:t>
       </w:r>
     </w:p>
@@ -1407,7 +1409,7 @@
           <w:sz w:val="26"/>
           <w:szCs w:val="26"/>
         </w:rPr>
-        <w:t>Hướng</w:t>
+        <w:t>Giá thuê</w:t>
       </w:r>
     </w:p>
     <w:p>
@@ -1429,7 +1431,7 @@
           <w:sz w:val="26"/>
           <w:szCs w:val="26"/>
         </w:rPr>
-        <w:t>Hạng hoặc cấp độ tòa nhà</w:t>
+        <w:t>Mô tả giá thuê</w:t>
       </w:r>
     </w:p>
     <w:p>
@@ -1451,7 +1453,7 @@
           <w:sz w:val="26"/>
           <w:szCs w:val="26"/>
         </w:rPr>
-        <w:t>Giá thuê</w:t>
+        <w:t>Phí dịch vụ</w:t>
       </w:r>
     </w:p>
     <w:p>
@@ -1473,7 +1475,7 @@
           <w:sz w:val="26"/>
           <w:szCs w:val="26"/>
         </w:rPr>
-        <w:t>Mô tả giá thuê</w:t>
+        <w:t>Tiền đặt cọc</w:t>
       </w:r>
     </w:p>
     <w:p>
@@ -1495,7 +1497,7 @@
           <w:sz w:val="26"/>
           <w:szCs w:val="26"/>
         </w:rPr>
-        <w:t>Phí dịch vụ</w:t>
+        <w:t>Hình thức thanh toán</w:t>
       </w:r>
     </w:p>
     <w:p>
@@ -1517,7 +1519,7 @@
           <w:sz w:val="26"/>
           <w:szCs w:val="26"/>
         </w:rPr>
-        <w:t>Phí ô tô</w:t>
+        <w:t>Thời gian thuê</w:t>
       </w:r>
     </w:p>
     <w:p>
@@ -1539,7 +1541,7 @@
           <w:sz w:val="26"/>
           <w:szCs w:val="26"/>
         </w:rPr>
-        <w:t>Phí xe máy</w:t>
+        <w:t>Phí môi giới</w:t>
       </w:r>
     </w:p>
     <w:p>
@@ -1561,7 +1563,7 @@
           <w:sz w:val="26"/>
           <w:szCs w:val="26"/>
         </w:rPr>
-        <w:t>Phí ngoài giờ</w:t>
+        <w:t>Ghi chú</w:t>
       </w:r>
     </w:p>
     <w:p>
@@ -1583,7 +1585,7 @@
           <w:sz w:val="26"/>
           <w:szCs w:val="26"/>
         </w:rPr>
-        <w:t>Phí nước</w:t>
+        <w:t>Hình ảnh</w:t>
       </w:r>
     </w:p>
     <w:p>
@@ -1605,7 +1607,7 @@
           <w:sz w:val="26"/>
           <w:szCs w:val="26"/>
         </w:rPr>
-        <w:t>Phí điện</w:t>
+        <w:t>Tên người quản lý</w:t>
       </w:r>
     </w:p>
     <w:p>
@@ -1627,228 +1629,90 @@
           <w:sz w:val="26"/>
           <w:szCs w:val="26"/>
         </w:rPr>
-        <w:t>Tiền đặt cọc</w:t>
-      </w:r>
-    </w:p>
-    <w:p>
-      <w:pPr>
-        <w:numPr>
-          <w:ilvl w:val="0"/>
-          <w:numId w:val="6"/>
-        </w:numPr>
-        <w:spacing w:before="100" w:beforeAutospacing="1" w:after="100" w:afterAutospacing="1" w:line="240" w:lineRule="auto"/>
-        <w:rPr>
-          <w:rFonts w:ascii="Times New Roman" w:eastAsia="Times New Roman" w:hAnsi="Times New Roman" w:cs="Times New Roman"/>
-          <w:sz w:val="26"/>
-          <w:szCs w:val="26"/>
-        </w:rPr>
-      </w:pPr>
-      <w:r>
-        <w:rPr>
-          <w:rFonts w:ascii="Times New Roman" w:eastAsia="Times New Roman" w:hAnsi="Times New Roman" w:cs="Times New Roman"/>
-          <w:sz w:val="26"/>
-          <w:szCs w:val="26"/>
-        </w:rPr>
-        <w:t>Hình thức thanh toán</w:t>
-      </w:r>
-    </w:p>
-    <w:p>
-      <w:pPr>
-        <w:numPr>
-          <w:ilvl w:val="0"/>
-          <w:numId w:val="6"/>
-        </w:numPr>
-        <w:spacing w:before="100" w:beforeAutospacing="1" w:after="100" w:afterAutospacing="1" w:line="240" w:lineRule="auto"/>
-        <w:rPr>
-          <w:rFonts w:ascii="Times New Roman" w:eastAsia="Times New Roman" w:hAnsi="Times New Roman" w:cs="Times New Roman"/>
-          <w:sz w:val="26"/>
-          <w:szCs w:val="26"/>
-        </w:rPr>
-      </w:pPr>
-      <w:r>
-        <w:rPr>
-          <w:rFonts w:ascii="Times New Roman" w:eastAsia="Times New Roman" w:hAnsi="Times New Roman" w:cs="Times New Roman"/>
-          <w:sz w:val="26"/>
-          <w:szCs w:val="26"/>
-        </w:rPr>
-        <w:t>Thời gian thuê</w:t>
-      </w:r>
-    </w:p>
-    <w:p>
-      <w:pPr>
-        <w:numPr>
-          <w:ilvl w:val="0"/>
-          <w:numId w:val="6"/>
-        </w:numPr>
-        <w:spacing w:before="100" w:beforeAutospacing="1" w:after="100" w:afterAutospacing="1" w:line="240" w:lineRule="auto"/>
-        <w:rPr>
-          <w:rFonts w:ascii="Times New Roman" w:eastAsia="Times New Roman" w:hAnsi="Times New Roman" w:cs="Times New Roman"/>
-          <w:sz w:val="26"/>
-          <w:szCs w:val="26"/>
-        </w:rPr>
-      </w:pPr>
-      <w:r>
-        <w:rPr>
-          <w:rFonts w:ascii="Times New Roman" w:eastAsia="Times New Roman" w:hAnsi="Times New Roman" w:cs="Times New Roman"/>
-          <w:sz w:val="26"/>
-          <w:szCs w:val="26"/>
-        </w:rPr>
-        <w:t>Thời gian trang trí</w:t>
-      </w:r>
-    </w:p>
-    <w:p>
-      <w:pPr>
-        <w:numPr>
-          <w:ilvl w:val="0"/>
-          <w:numId w:val="6"/>
-        </w:numPr>
-        <w:spacing w:before="100" w:beforeAutospacing="1" w:after="100" w:afterAutospacing="1" w:line="240" w:lineRule="auto"/>
-        <w:rPr>
-          <w:rFonts w:ascii="Times New Roman" w:eastAsia="Times New Roman" w:hAnsi="Times New Roman" w:cs="Times New Roman"/>
-          <w:sz w:val="26"/>
-          <w:szCs w:val="26"/>
-        </w:rPr>
-      </w:pPr>
-      <w:r>
-        <w:rPr>
-          <w:rFonts w:ascii="Times New Roman" w:eastAsia="Times New Roman" w:hAnsi="Times New Roman" w:cs="Times New Roman"/>
-          <w:sz w:val="26"/>
-          <w:szCs w:val="26"/>
-        </w:rPr>
-        <w:t>Phí môi giới</w:t>
-      </w:r>
-    </w:p>
-    <w:p>
-      <w:pPr>
-        <w:numPr>
-          <w:ilvl w:val="0"/>
-          <w:numId w:val="6"/>
-        </w:numPr>
-        <w:spacing w:before="100" w:beforeAutospacing="1" w:after="100" w:afterAutospacing="1" w:line="240" w:lineRule="auto"/>
-        <w:rPr>
-          <w:rFonts w:ascii="Times New Roman" w:eastAsia="Times New Roman" w:hAnsi="Times New Roman" w:cs="Times New Roman"/>
-          <w:sz w:val="26"/>
-          <w:szCs w:val="26"/>
-        </w:rPr>
-      </w:pPr>
-      <w:r>
-        <w:rPr>
-          <w:rFonts w:ascii="Times New Roman" w:eastAsia="Times New Roman" w:hAnsi="Times New Roman" w:cs="Times New Roman"/>
-          <w:sz w:val="26"/>
-          <w:szCs w:val="26"/>
-        </w:rPr>
-        <w:t>Ghi chú</w:t>
-      </w:r>
-    </w:p>
-    <w:p>
-      <w:pPr>
-        <w:numPr>
-          <w:ilvl w:val="0"/>
-          <w:numId w:val="6"/>
-        </w:numPr>
-        <w:spacing w:before="100" w:beforeAutospacing="1" w:after="100" w:afterAutospacing="1" w:line="240" w:lineRule="auto"/>
-        <w:rPr>
-          <w:rFonts w:ascii="Times New Roman" w:eastAsia="Times New Roman" w:hAnsi="Times New Roman" w:cs="Times New Roman"/>
-          <w:sz w:val="26"/>
-          <w:szCs w:val="26"/>
-        </w:rPr>
-      </w:pPr>
-      <w:r>
-        <w:rPr>
-          <w:rFonts w:ascii="Times New Roman" w:eastAsia="Times New Roman" w:hAnsi="Times New Roman" w:cs="Times New Roman"/>
+        <w:t>Số điện thoại người quản lý</w:t>
+      </w:r>
+    </w:p>
+    <w:p>
+      <w:pPr>
+        <w:spacing w:before="100" w:beforeAutospacing="1" w:after="100" w:afterAutospacing="1" w:line="240" w:lineRule="auto"/>
+        <w:outlineLvl w:val="2"/>
+        <w:rPr>
+          <w:rFonts w:ascii="Times New Roman" w:eastAsia="Times New Roman" w:hAnsi="Times New Roman" w:cs="Times New Roman"/>
+          <w:b/>
+          <w:bCs/>
+          <w:sz w:val="26"/>
+          <w:szCs w:val="26"/>
+        </w:rPr>
+      </w:pPr>
+      <w:r>
+        <w:rPr>
+          <w:rFonts w:ascii="Times New Roman" w:eastAsia="Times New Roman" w:hAnsi="Times New Roman" w:cs="Times New Roman"/>
+          <w:b/>
+          <w:bCs/>
+          <w:sz w:val="26"/>
+          <w:szCs w:val="26"/>
+        </w:rPr>
+        <w:t>2.4. Thêm mới tòa nhà</w:t>
+      </w:r>
+    </w:p>
+    <w:p>
+      <w:pPr>
+        <w:spacing w:before="100" w:beforeAutospacing="1" w:after="100" w:afterAutospacing="1" w:line="240" w:lineRule="auto"/>
+        <w:rPr>
+          <w:rFonts w:ascii="Times New Roman" w:eastAsia="Times New Roman" w:hAnsi="Times New Roman" w:cs="Times New Roman"/>
+          <w:sz w:val="26"/>
+          <w:szCs w:val="26"/>
+        </w:rPr>
+      </w:pPr>
+      <w:r>
+        <w:rPr>
+          <w:rFonts w:ascii="Times New Roman" w:eastAsia="Times New Roman" w:hAnsi="Times New Roman" w:cs="Times New Roman"/>
+          <w:sz w:val="26"/>
+          <w:szCs w:val="26"/>
+        </w:rPr>
+        <w:t>Quản lý có thể thêm mới thông tin tòa nhà vào hệ thống.</w:t>
+      </w:r>
+    </w:p>
+    <w:p>
+      <w:pPr>
+        <w:spacing w:before="100" w:beforeAutospacing="1" w:after="100" w:afterAutospacing="1" w:line="240" w:lineRule="auto"/>
+        <w:outlineLvl w:val="2"/>
+        <w:rPr>
+          <w:rFonts w:ascii="Times New Roman" w:eastAsia="Times New Roman" w:hAnsi="Times New Roman" w:cs="Times New Roman"/>
+          <w:b/>
+          <w:bCs/>
+          <w:sz w:val="26"/>
+          <w:szCs w:val="26"/>
+        </w:rPr>
+      </w:pPr>
+      <w:r>
+        <w:rPr>
+          <w:rFonts w:ascii="Times New Roman" w:eastAsia="Times New Roman" w:hAnsi="Times New Roman" w:cs="Times New Roman"/>
+          <w:b/>
+          <w:bCs/>
           <w:sz w:val="26"/>
           <w:szCs w:val="26"/>
         </w:rPr>
         <w:lastRenderedPageBreak/>
-        <w:t>Link chi tiết tòa nhà</w:t>
-      </w:r>
-    </w:p>
-    <w:p>
-      <w:pPr>
-        <w:numPr>
-          <w:ilvl w:val="0"/>
-          <w:numId w:val="6"/>
-        </w:numPr>
-        <w:spacing w:before="100" w:beforeAutospacing="1" w:after="100" w:afterAutospacing="1" w:line="240" w:lineRule="auto"/>
-        <w:rPr>
-          <w:rFonts w:ascii="Times New Roman" w:eastAsia="Times New Roman" w:hAnsi="Times New Roman" w:cs="Times New Roman"/>
-          <w:sz w:val="26"/>
-          <w:szCs w:val="26"/>
-        </w:rPr>
-      </w:pPr>
-      <w:r>
-        <w:rPr>
-          <w:rFonts w:ascii="Times New Roman" w:eastAsia="Times New Roman" w:hAnsi="Times New Roman" w:cs="Times New Roman"/>
-          <w:sz w:val="26"/>
-          <w:szCs w:val="26"/>
-        </w:rPr>
-        <w:t>Bản đồ</w:t>
-      </w:r>
-    </w:p>
-    <w:p>
-      <w:pPr>
-        <w:numPr>
-          <w:ilvl w:val="0"/>
-          <w:numId w:val="6"/>
-        </w:numPr>
-        <w:spacing w:before="100" w:beforeAutospacing="1" w:after="100" w:afterAutospacing="1" w:line="240" w:lineRule="auto"/>
-        <w:rPr>
-          <w:rFonts w:ascii="Times New Roman" w:eastAsia="Times New Roman" w:hAnsi="Times New Roman" w:cs="Times New Roman"/>
-          <w:sz w:val="26"/>
-          <w:szCs w:val="26"/>
-        </w:rPr>
-      </w:pPr>
-      <w:r>
-        <w:rPr>
-          <w:rFonts w:ascii="Times New Roman" w:eastAsia="Times New Roman" w:hAnsi="Times New Roman" w:cs="Times New Roman"/>
-          <w:sz w:val="26"/>
-          <w:szCs w:val="26"/>
-        </w:rPr>
-        <w:t>Hình ảnh</w:t>
-      </w:r>
-    </w:p>
-    <w:p>
-      <w:pPr>
-        <w:numPr>
-          <w:ilvl w:val="0"/>
-          <w:numId w:val="6"/>
-        </w:numPr>
-        <w:spacing w:before="100" w:beforeAutospacing="1" w:after="100" w:afterAutospacing="1" w:line="240" w:lineRule="auto"/>
-        <w:rPr>
-          <w:rFonts w:ascii="Times New Roman" w:eastAsia="Times New Roman" w:hAnsi="Times New Roman" w:cs="Times New Roman"/>
-          <w:sz w:val="26"/>
-          <w:szCs w:val="26"/>
-        </w:rPr>
-      </w:pPr>
-      <w:r>
-        <w:rPr>
-          <w:rFonts w:ascii="Times New Roman" w:eastAsia="Times New Roman" w:hAnsi="Times New Roman" w:cs="Times New Roman"/>
-          <w:sz w:val="26"/>
-          <w:szCs w:val="26"/>
-        </w:rPr>
-        <w:t>Tên người quản lý</w:t>
-      </w:r>
-    </w:p>
-    <w:p>
-      <w:pPr>
-        <w:numPr>
-          <w:ilvl w:val="0"/>
-          <w:numId w:val="6"/>
-        </w:numPr>
-        <w:spacing w:before="100" w:beforeAutospacing="1" w:after="100" w:afterAutospacing="1" w:line="240" w:lineRule="auto"/>
-        <w:rPr>
-          <w:rFonts w:ascii="Times New Roman" w:eastAsia="Times New Roman" w:hAnsi="Times New Roman" w:cs="Times New Roman"/>
-          <w:sz w:val="26"/>
-          <w:szCs w:val="26"/>
-        </w:rPr>
-      </w:pPr>
-      <w:r>
-        <w:rPr>
-          <w:rFonts w:ascii="Times New Roman" w:eastAsia="Times New Roman" w:hAnsi="Times New Roman" w:cs="Times New Roman"/>
-          <w:sz w:val="26"/>
-          <w:szCs w:val="26"/>
-        </w:rPr>
-        <w:t>Số điện thoại người quản lý</w:t>
+        <w:t>2.5. Cập nhật thông tin tòa nhà</w:t>
+      </w:r>
+    </w:p>
+    <w:p>
+      <w:pPr>
+        <w:spacing w:before="100" w:beforeAutospacing="1" w:after="100" w:afterAutospacing="1" w:line="240" w:lineRule="auto"/>
+        <w:rPr>
+          <w:rFonts w:ascii="Times New Roman" w:eastAsia="Times New Roman" w:hAnsi="Times New Roman" w:cs="Times New Roman"/>
+          <w:sz w:val="26"/>
+          <w:szCs w:val="26"/>
+        </w:rPr>
+      </w:pPr>
+      <w:r>
+        <w:rPr>
+          <w:rFonts w:ascii="Times New Roman" w:eastAsia="Times New Roman" w:hAnsi="Times New Roman" w:cs="Times New Roman"/>
+          <w:sz w:val="26"/>
+          <w:szCs w:val="26"/>
+        </w:rPr>
+        <w:t>Quản lý có thể chỉnh sửa thông tin tòa nhà khi có thay đổi.</w:t>
       </w:r>
     </w:p>
     <w:p>
@@ -1871,25 +1735,66 @@
           <w:sz w:val="26"/>
           <w:szCs w:val="26"/>
         </w:rPr>
-        <w:t>2.4. Thêm mới tòa nhà</w:t>
-      </w:r>
-    </w:p>
-    <w:p>
-      <w:pPr>
-        <w:spacing w:before="100" w:beforeAutospacing="1" w:after="100" w:afterAutospacing="1" w:line="240" w:lineRule="auto"/>
-        <w:rPr>
-          <w:rFonts w:ascii="Times New Roman" w:eastAsia="Times New Roman" w:hAnsi="Times New Roman" w:cs="Times New Roman"/>
-          <w:sz w:val="26"/>
-          <w:szCs w:val="26"/>
-        </w:rPr>
-      </w:pPr>
-      <w:r>
-        <w:rPr>
-          <w:rFonts w:ascii="Times New Roman" w:eastAsia="Times New Roman" w:hAnsi="Times New Roman" w:cs="Times New Roman"/>
-          <w:sz w:val="26"/>
-          <w:szCs w:val="26"/>
-        </w:rPr>
-        <w:t>Quản lý có thể thêm mới thông tin tòa nhà vào hệ thống.</w:t>
+        <w:t>2.6. Xóa tòa nhà</w:t>
+      </w:r>
+    </w:p>
+    <w:p>
+      <w:pPr>
+        <w:spacing w:before="100" w:beforeAutospacing="1" w:after="100" w:afterAutospacing="1" w:line="240" w:lineRule="auto"/>
+        <w:rPr>
+          <w:rFonts w:ascii="Times New Roman" w:eastAsia="Times New Roman" w:hAnsi="Times New Roman" w:cs="Times New Roman"/>
+          <w:sz w:val="26"/>
+          <w:szCs w:val="26"/>
+        </w:rPr>
+      </w:pPr>
+      <w:r>
+        <w:rPr>
+          <w:rFonts w:ascii="Times New Roman" w:eastAsia="Times New Roman" w:hAnsi="Times New Roman" w:cs="Times New Roman"/>
+          <w:sz w:val="26"/>
+          <w:szCs w:val="26"/>
+        </w:rPr>
+        <w:t>Quản lý có thể xóa tòa nhà khỏi hệ thống khi dữ liệu không còn sử dụng.</w:t>
+      </w:r>
+    </w:p>
+    <w:p>
+      <w:pPr>
+        <w:spacing w:before="100" w:beforeAutospacing="1" w:after="100" w:afterAutospacing="1" w:line="240" w:lineRule="auto"/>
+        <w:outlineLvl w:val="1"/>
+        <w:rPr>
+          <w:rFonts w:ascii="Times New Roman" w:eastAsia="Times New Roman" w:hAnsi="Times New Roman" w:cs="Times New Roman"/>
+          <w:b/>
+          <w:bCs/>
+          <w:sz w:val="26"/>
+          <w:szCs w:val="26"/>
+        </w:rPr>
+      </w:pPr>
+      <w:r>
+        <w:rPr>
+          <w:rFonts w:ascii="Times New Roman" w:eastAsia="Times New Roman" w:hAnsi="Times New Roman" w:cs="Times New Roman"/>
+          <w:b/>
+          <w:bCs/>
+          <w:sz w:val="26"/>
+          <w:szCs w:val="26"/>
+        </w:rPr>
+        <w:t>3. Chức năng quản lý quận</w:t>
+      </w:r>
+    </w:p>
+    <w:p>
+      <w:pPr>
+        <w:spacing w:before="100" w:beforeAutospacing="1" w:after="100" w:afterAutospacing="1" w:line="240" w:lineRule="auto"/>
+        <w:rPr>
+          <w:rFonts w:ascii="Times New Roman" w:eastAsia="Times New Roman" w:hAnsi="Times New Roman" w:cs="Times New Roman"/>
+          <w:sz w:val="26"/>
+          <w:szCs w:val="26"/>
+        </w:rPr>
+      </w:pPr>
+      <w:r>
+        <w:rPr>
+          <w:rFonts w:ascii="Times New Roman" w:eastAsia="Times New Roman" w:hAnsi="Times New Roman" w:cs="Times New Roman"/>
+          <w:sz w:val="26"/>
+          <w:szCs w:val="26"/>
+        </w:rPr>
+        <w:t>Hệ thống cho phép quản lý danh mục quận nhằm phục vụ việc phân loại vị trí của tòa nhà.</w:t>
       </w:r>
     </w:p>
     <w:p>
@@ -1912,25 +1817,25 @@
           <w:sz w:val="26"/>
           <w:szCs w:val="26"/>
         </w:rPr>
-        <w:t>2.5. Cập nhật thông tin tòa nhà</w:t>
-      </w:r>
-    </w:p>
-    <w:p>
-      <w:pPr>
-        <w:spacing w:before="100" w:beforeAutospacing="1" w:after="100" w:afterAutospacing="1" w:line="240" w:lineRule="auto"/>
-        <w:rPr>
-          <w:rFonts w:ascii="Times New Roman" w:eastAsia="Times New Roman" w:hAnsi="Times New Roman" w:cs="Times New Roman"/>
-          <w:sz w:val="26"/>
-          <w:szCs w:val="26"/>
-        </w:rPr>
-      </w:pPr>
-      <w:r>
-        <w:rPr>
-          <w:rFonts w:ascii="Times New Roman" w:eastAsia="Times New Roman" w:hAnsi="Times New Roman" w:cs="Times New Roman"/>
-          <w:sz w:val="26"/>
-          <w:szCs w:val="26"/>
-        </w:rPr>
-        <w:t>Quản lý có thể chỉnh sửa thông tin tòa nhà khi có thay đổi.</w:t>
+        <w:t>3.1. Xem danh sách quận</w:t>
+      </w:r>
+    </w:p>
+    <w:p>
+      <w:pPr>
+        <w:spacing w:before="100" w:beforeAutospacing="1" w:after="100" w:afterAutospacing="1" w:line="240" w:lineRule="auto"/>
+        <w:rPr>
+          <w:rFonts w:ascii="Times New Roman" w:eastAsia="Times New Roman" w:hAnsi="Times New Roman" w:cs="Times New Roman"/>
+          <w:sz w:val="26"/>
+          <w:szCs w:val="26"/>
+        </w:rPr>
+      </w:pPr>
+      <w:r>
+        <w:rPr>
+          <w:rFonts w:ascii="Times New Roman" w:eastAsia="Times New Roman" w:hAnsi="Times New Roman" w:cs="Times New Roman"/>
+          <w:sz w:val="26"/>
+          <w:szCs w:val="26"/>
+        </w:rPr>
+        <w:t>Hiển thị danh sách các quận hiện có trong hệ thống.</w:t>
       </w:r>
     </w:p>
     <w:p>
@@ -1953,25 +1858,107 @@
           <w:sz w:val="26"/>
           <w:szCs w:val="26"/>
         </w:rPr>
-        <w:t>2.6. Xóa tòa nhà</w:t>
-      </w:r>
-    </w:p>
-    <w:p>
-      <w:pPr>
-        <w:spacing w:before="100" w:beforeAutospacing="1" w:after="100" w:afterAutospacing="1" w:line="240" w:lineRule="auto"/>
-        <w:rPr>
-          <w:rFonts w:ascii="Times New Roman" w:eastAsia="Times New Roman" w:hAnsi="Times New Roman" w:cs="Times New Roman"/>
-          <w:sz w:val="26"/>
-          <w:szCs w:val="26"/>
-        </w:rPr>
-      </w:pPr>
-      <w:r>
-        <w:rPr>
-          <w:rFonts w:ascii="Times New Roman" w:eastAsia="Times New Roman" w:hAnsi="Times New Roman" w:cs="Times New Roman"/>
-          <w:sz w:val="26"/>
-          <w:szCs w:val="26"/>
-        </w:rPr>
-        <w:t>Quản lý có thể xóa tòa nhà khỏi hệ thống khi dữ liệu không còn sử dụng.</w:t>
+        <w:t>3.2. Thêm quận</w:t>
+      </w:r>
+    </w:p>
+    <w:p>
+      <w:pPr>
+        <w:spacing w:before="100" w:beforeAutospacing="1" w:after="100" w:afterAutospacing="1" w:line="240" w:lineRule="auto"/>
+        <w:rPr>
+          <w:rFonts w:ascii="Times New Roman" w:eastAsia="Times New Roman" w:hAnsi="Times New Roman" w:cs="Times New Roman"/>
+          <w:sz w:val="26"/>
+          <w:szCs w:val="26"/>
+        </w:rPr>
+      </w:pPr>
+      <w:r>
+        <w:rPr>
+          <w:rFonts w:ascii="Times New Roman" w:eastAsia="Times New Roman" w:hAnsi="Times New Roman" w:cs="Times New Roman"/>
+          <w:sz w:val="26"/>
+          <w:szCs w:val="26"/>
+        </w:rPr>
+        <w:t>Quản lý có thể bổ sung quận mới.</w:t>
+      </w:r>
+    </w:p>
+    <w:p>
+      <w:pPr>
+        <w:spacing w:before="100" w:beforeAutospacing="1" w:after="100" w:afterAutospacing="1" w:line="240" w:lineRule="auto"/>
+        <w:outlineLvl w:val="2"/>
+        <w:rPr>
+          <w:rFonts w:ascii="Times New Roman" w:eastAsia="Times New Roman" w:hAnsi="Times New Roman" w:cs="Times New Roman"/>
+          <w:b/>
+          <w:bCs/>
+          <w:sz w:val="26"/>
+          <w:szCs w:val="26"/>
+        </w:rPr>
+      </w:pPr>
+      <w:r>
+        <w:rPr>
+          <w:rFonts w:ascii="Times New Roman" w:eastAsia="Times New Roman" w:hAnsi="Times New Roman" w:cs="Times New Roman"/>
+          <w:b/>
+          <w:bCs/>
+          <w:sz w:val="26"/>
+          <w:szCs w:val="26"/>
+        </w:rPr>
+        <w:t>3.3. Cập nhật quận</w:t>
+      </w:r>
+    </w:p>
+    <w:p>
+      <w:pPr>
+        <w:spacing w:before="100" w:beforeAutospacing="1" w:after="100" w:afterAutospacing="1" w:line="240" w:lineRule="auto"/>
+        <w:rPr>
+          <w:rFonts w:ascii="Times New Roman" w:eastAsia="Times New Roman" w:hAnsi="Times New Roman" w:cs="Times New Roman"/>
+          <w:sz w:val="26"/>
+          <w:szCs w:val="26"/>
+        </w:rPr>
+      </w:pPr>
+      <w:r>
+        <w:rPr>
+          <w:rFonts w:ascii="Times New Roman" w:eastAsia="Times New Roman" w:hAnsi="Times New Roman" w:cs="Times New Roman"/>
+          <w:sz w:val="26"/>
+          <w:szCs w:val="26"/>
+        </w:rPr>
+        <w:t>Quản lý có thể chỉnh sửa thông tin quận.</w:t>
+      </w:r>
+    </w:p>
+    <w:p>
+      <w:pPr>
+        <w:spacing w:before="100" w:beforeAutospacing="1" w:after="100" w:afterAutospacing="1" w:line="240" w:lineRule="auto"/>
+        <w:outlineLvl w:val="2"/>
+        <w:rPr>
+          <w:rFonts w:ascii="Times New Roman" w:eastAsia="Times New Roman" w:hAnsi="Times New Roman" w:cs="Times New Roman"/>
+          <w:b/>
+          <w:bCs/>
+          <w:sz w:val="26"/>
+          <w:szCs w:val="26"/>
+        </w:rPr>
+      </w:pPr>
+      <w:r>
+        <w:rPr>
+          <w:rFonts w:ascii="Times New Roman" w:eastAsia="Times New Roman" w:hAnsi="Times New Roman" w:cs="Times New Roman"/>
+          <w:b/>
+          <w:bCs/>
+          <w:sz w:val="26"/>
+          <w:szCs w:val="26"/>
+        </w:rPr>
+        <w:t>3.4. Xóa quận</w:t>
+      </w:r>
+    </w:p>
+    <w:p>
+      <w:pPr>
+        <w:spacing w:before="100" w:beforeAutospacing="1" w:after="100" w:afterAutospacing="1" w:line="240" w:lineRule="auto"/>
+        <w:rPr>
+          <w:rFonts w:ascii="Times New Roman" w:eastAsia="Times New Roman" w:hAnsi="Times New Roman" w:cs="Times New Roman"/>
+          <w:sz w:val="26"/>
+          <w:szCs w:val="26"/>
+        </w:rPr>
+      </w:pPr>
+      <w:r>
+        <w:rPr>
+          <w:rFonts w:ascii="Times New Roman" w:eastAsia="Times New Roman" w:hAnsi="Times New Roman" w:cs="Times New Roman"/>
+          <w:sz w:val="26"/>
+          <w:szCs w:val="26"/>
+        </w:rPr>
+        <w:t>Quản lý có thể xóa quận khi không còn sử dụng.</w:t>
       </w:r>
     </w:p>
     <w:p>
@@ -1994,25 +1981,25 @@
           <w:sz w:val="26"/>
           <w:szCs w:val="26"/>
         </w:rPr>
-        <w:t>3. Chức năng quản lý quận</w:t>
-      </w:r>
-    </w:p>
-    <w:p>
-      <w:pPr>
-        <w:spacing w:before="100" w:beforeAutospacing="1" w:after="100" w:afterAutospacing="1" w:line="240" w:lineRule="auto"/>
-        <w:rPr>
-          <w:rFonts w:ascii="Times New Roman" w:eastAsia="Times New Roman" w:hAnsi="Times New Roman" w:cs="Times New Roman"/>
-          <w:sz w:val="26"/>
-          <w:szCs w:val="26"/>
-        </w:rPr>
-      </w:pPr>
-      <w:r>
-        <w:rPr>
-          <w:rFonts w:ascii="Times New Roman" w:eastAsia="Times New Roman" w:hAnsi="Times New Roman" w:cs="Times New Roman"/>
-          <w:sz w:val="26"/>
-          <w:szCs w:val="26"/>
-        </w:rPr>
-        <w:t>Hệ thống cho phép quản lý danh mục quận nhằm phục vụ việc phân loại vị trí của tòa nhà.</w:t>
+        <w:t>4. Chức năng quản lý loại hình thuê</w:t>
+      </w:r>
+    </w:p>
+    <w:p>
+      <w:pPr>
+        <w:spacing w:before="100" w:beforeAutospacing="1" w:after="100" w:afterAutospacing="1" w:line="240" w:lineRule="auto"/>
+        <w:rPr>
+          <w:rFonts w:ascii="Times New Roman" w:eastAsia="Times New Roman" w:hAnsi="Times New Roman" w:cs="Times New Roman"/>
+          <w:sz w:val="26"/>
+          <w:szCs w:val="26"/>
+        </w:rPr>
+      </w:pPr>
+      <w:r>
+        <w:rPr>
+          <w:rFonts w:ascii="Times New Roman" w:eastAsia="Times New Roman" w:hAnsi="Times New Roman" w:cs="Times New Roman"/>
+          <w:sz w:val="26"/>
+          <w:szCs w:val="26"/>
+        </w:rPr>
+        <w:t>Hệ thống hỗ trợ quản lý các loại hình thuê được áp dụng cho từng tòa nhà.</w:t>
       </w:r>
     </w:p>
     <w:p>
@@ -2035,25 +2022,25 @@
           <w:sz w:val="26"/>
           <w:szCs w:val="26"/>
         </w:rPr>
-        <w:t>3.1. Xem danh sách quận</w:t>
-      </w:r>
-    </w:p>
-    <w:p>
-      <w:pPr>
-        <w:spacing w:before="100" w:beforeAutospacing="1" w:after="100" w:afterAutospacing="1" w:line="240" w:lineRule="auto"/>
-        <w:rPr>
-          <w:rFonts w:ascii="Times New Roman" w:eastAsia="Times New Roman" w:hAnsi="Times New Roman" w:cs="Times New Roman"/>
-          <w:sz w:val="26"/>
-          <w:szCs w:val="26"/>
-        </w:rPr>
-      </w:pPr>
-      <w:r>
-        <w:rPr>
-          <w:rFonts w:ascii="Times New Roman" w:eastAsia="Times New Roman" w:hAnsi="Times New Roman" w:cs="Times New Roman"/>
-          <w:sz w:val="26"/>
-          <w:szCs w:val="26"/>
-        </w:rPr>
-        <w:t>Hiển thị danh sách các quận hiện có trong hệ thống.</w:t>
+        <w:t>4.1. Xem danh sách loại hình thuê</w:t>
+      </w:r>
+    </w:p>
+    <w:p>
+      <w:pPr>
+        <w:spacing w:before="100" w:beforeAutospacing="1" w:after="100" w:afterAutospacing="1" w:line="240" w:lineRule="auto"/>
+        <w:rPr>
+          <w:rFonts w:ascii="Times New Roman" w:eastAsia="Times New Roman" w:hAnsi="Times New Roman" w:cs="Times New Roman"/>
+          <w:sz w:val="26"/>
+          <w:szCs w:val="26"/>
+        </w:rPr>
+      </w:pPr>
+      <w:r>
+        <w:rPr>
+          <w:rFonts w:ascii="Times New Roman" w:eastAsia="Times New Roman" w:hAnsi="Times New Roman" w:cs="Times New Roman"/>
+          <w:sz w:val="26"/>
+          <w:szCs w:val="26"/>
+        </w:rPr>
+        <w:t>Hiển thị danh sách các loại hình thuê hiện có trong hệ thống.</w:t>
       </w:r>
     </w:p>
     <w:p>
@@ -2076,25 +2063,25 @@
           <w:sz w:val="26"/>
           <w:szCs w:val="26"/>
         </w:rPr>
-        <w:t>3.2. Thêm quận</w:t>
-      </w:r>
-    </w:p>
-    <w:p>
-      <w:pPr>
-        <w:spacing w:before="100" w:beforeAutospacing="1" w:after="100" w:afterAutospacing="1" w:line="240" w:lineRule="auto"/>
-        <w:rPr>
-          <w:rFonts w:ascii="Times New Roman" w:eastAsia="Times New Roman" w:hAnsi="Times New Roman" w:cs="Times New Roman"/>
-          <w:sz w:val="26"/>
-          <w:szCs w:val="26"/>
-        </w:rPr>
-      </w:pPr>
-      <w:r>
-        <w:rPr>
-          <w:rFonts w:ascii="Times New Roman" w:eastAsia="Times New Roman" w:hAnsi="Times New Roman" w:cs="Times New Roman"/>
-          <w:sz w:val="26"/>
-          <w:szCs w:val="26"/>
-        </w:rPr>
-        <w:t>Quản lý có thể bổ sung quận mới.</w:t>
+        <w:t>4.2. Thêm loại hình thuê</w:t>
+      </w:r>
+    </w:p>
+    <w:p>
+      <w:pPr>
+        <w:spacing w:before="100" w:beforeAutospacing="1" w:after="100" w:afterAutospacing="1" w:line="240" w:lineRule="auto"/>
+        <w:rPr>
+          <w:rFonts w:ascii="Times New Roman" w:eastAsia="Times New Roman" w:hAnsi="Times New Roman" w:cs="Times New Roman"/>
+          <w:sz w:val="26"/>
+          <w:szCs w:val="26"/>
+        </w:rPr>
+      </w:pPr>
+      <w:r>
+        <w:rPr>
+          <w:rFonts w:ascii="Times New Roman" w:eastAsia="Times New Roman" w:hAnsi="Times New Roman" w:cs="Times New Roman"/>
+          <w:sz w:val="26"/>
+          <w:szCs w:val="26"/>
+        </w:rPr>
+        <w:t>Quản lý có thể thêm loại hình thuê mới.</w:t>
       </w:r>
     </w:p>
     <w:p>
@@ -2117,25 +2104,25 @@
           <w:sz w:val="26"/>
           <w:szCs w:val="26"/>
         </w:rPr>
-        <w:t>3.3. Cập nhật quận</w:t>
-      </w:r>
-    </w:p>
-    <w:p>
-      <w:pPr>
-        <w:spacing w:before="100" w:beforeAutospacing="1" w:after="100" w:afterAutospacing="1" w:line="240" w:lineRule="auto"/>
-        <w:rPr>
-          <w:rFonts w:ascii="Times New Roman" w:eastAsia="Times New Roman" w:hAnsi="Times New Roman" w:cs="Times New Roman"/>
-          <w:sz w:val="26"/>
-          <w:szCs w:val="26"/>
-        </w:rPr>
-      </w:pPr>
-      <w:r>
-        <w:rPr>
-          <w:rFonts w:ascii="Times New Roman" w:eastAsia="Times New Roman" w:hAnsi="Times New Roman" w:cs="Times New Roman"/>
-          <w:sz w:val="26"/>
-          <w:szCs w:val="26"/>
-        </w:rPr>
-        <w:t>Quản lý có thể chỉnh sửa thông tin quận.</w:t>
+        <w:t>4.3. Cập nhật loại hình thuê</w:t>
+      </w:r>
+    </w:p>
+    <w:p>
+      <w:pPr>
+        <w:spacing w:before="100" w:beforeAutospacing="1" w:after="100" w:afterAutospacing="1" w:line="240" w:lineRule="auto"/>
+        <w:rPr>
+          <w:rFonts w:ascii="Times New Roman" w:eastAsia="Times New Roman" w:hAnsi="Times New Roman" w:cs="Times New Roman"/>
+          <w:sz w:val="26"/>
+          <w:szCs w:val="26"/>
+        </w:rPr>
+      </w:pPr>
+      <w:r>
+        <w:rPr>
+          <w:rFonts w:ascii="Times New Roman" w:eastAsia="Times New Roman" w:hAnsi="Times New Roman" w:cs="Times New Roman"/>
+          <w:sz w:val="26"/>
+          <w:szCs w:val="26"/>
+        </w:rPr>
+        <w:t>Quản lý có thể chỉnh sửa thông tin loại hình thuê.</w:t>
       </w:r>
     </w:p>
     <w:p>
@@ -2158,25 +2145,67 @@
           <w:sz w:val="26"/>
           <w:szCs w:val="26"/>
         </w:rPr>
-        <w:t>3.4. Xóa quận</w:t>
-      </w:r>
-    </w:p>
-    <w:p>
-      <w:pPr>
-        <w:spacing w:before="100" w:beforeAutospacing="1" w:after="100" w:afterAutospacing="1" w:line="240" w:lineRule="auto"/>
-        <w:rPr>
-          <w:rFonts w:ascii="Times New Roman" w:eastAsia="Times New Roman" w:hAnsi="Times New Roman" w:cs="Times New Roman"/>
-          <w:sz w:val="26"/>
-          <w:szCs w:val="26"/>
-        </w:rPr>
-      </w:pPr>
-      <w:r>
-        <w:rPr>
-          <w:rFonts w:ascii="Times New Roman" w:eastAsia="Times New Roman" w:hAnsi="Times New Roman" w:cs="Times New Roman"/>
-          <w:sz w:val="26"/>
-          <w:szCs w:val="26"/>
-        </w:rPr>
-        <w:t>Quản lý có thể xóa quận khi không còn sử dụng.</w:t>
+        <w:lastRenderedPageBreak/>
+        <w:t>4.4. Xóa loại hình thuê</w:t>
+      </w:r>
+    </w:p>
+    <w:p>
+      <w:pPr>
+        <w:spacing w:before="100" w:beforeAutospacing="1" w:after="100" w:afterAutospacing="1" w:line="240" w:lineRule="auto"/>
+        <w:rPr>
+          <w:rFonts w:ascii="Times New Roman" w:eastAsia="Times New Roman" w:hAnsi="Times New Roman" w:cs="Times New Roman"/>
+          <w:sz w:val="26"/>
+          <w:szCs w:val="26"/>
+        </w:rPr>
+      </w:pPr>
+      <w:r>
+        <w:rPr>
+          <w:rFonts w:ascii="Times New Roman" w:eastAsia="Times New Roman" w:hAnsi="Times New Roman" w:cs="Times New Roman"/>
+          <w:sz w:val="26"/>
+          <w:szCs w:val="26"/>
+        </w:rPr>
+        <w:t>Quản lý có thể xóa loại hình thuê khỏi hệ thống.</w:t>
+      </w:r>
+    </w:p>
+    <w:p>
+      <w:pPr>
+        <w:spacing w:before="100" w:beforeAutospacing="1" w:after="100" w:afterAutospacing="1" w:line="240" w:lineRule="auto"/>
+        <w:outlineLvl w:val="2"/>
+        <w:rPr>
+          <w:rFonts w:ascii="Times New Roman" w:eastAsia="Times New Roman" w:hAnsi="Times New Roman" w:cs="Times New Roman"/>
+          <w:b/>
+          <w:bCs/>
+          <w:sz w:val="26"/>
+          <w:szCs w:val="26"/>
+        </w:rPr>
+      </w:pPr>
+      <w:r>
+        <w:rPr>
+          <w:rFonts w:ascii="Times New Roman" w:eastAsia="Times New Roman" w:hAnsi="Times New Roman" w:cs="Times New Roman"/>
+          <w:b/>
+          <w:bCs/>
+          <w:sz w:val="26"/>
+          <w:szCs w:val="26"/>
+        </w:rPr>
+        <w:t>4.5. Gán loại hình thuê cho tòa nhà</w:t>
+      </w:r>
+    </w:p>
+    <w:p>
+      <w:pPr>
+        <w:spacing w:before="100" w:beforeAutospacing="1" w:after="100" w:afterAutospacing="1" w:line="240" w:lineRule="auto"/>
+        <w:rPr>
+          <w:rFonts w:ascii="Times New Roman" w:eastAsia="Times New Roman" w:hAnsi="Times New Roman" w:cs="Times New Roman"/>
+          <w:sz w:val="26"/>
+          <w:szCs w:val="26"/>
+        </w:rPr>
+      </w:pPr>
+      <w:r>
+        <w:rPr>
+          <w:rFonts w:ascii="Times New Roman" w:eastAsia="Times New Roman" w:hAnsi="Times New Roman" w:cs="Times New Roman"/>
+          <w:sz w:val="26"/>
+          <w:szCs w:val="26"/>
+        </w:rPr>
+        <w:t>Mỗi tòa nhà có thể được gán một hoặc nhiều loại hình thuê khác nhau.</w:t>
       </w:r>
     </w:p>
     <w:p>
@@ -2199,25 +2228,25 @@
           <w:sz w:val="26"/>
           <w:szCs w:val="26"/>
         </w:rPr>
-        <w:t>4. Chức năng quản lý loại hình thuê</w:t>
-      </w:r>
-    </w:p>
-    <w:p>
-      <w:pPr>
-        <w:spacing w:before="100" w:beforeAutospacing="1" w:after="100" w:afterAutospacing="1" w:line="240" w:lineRule="auto"/>
-        <w:rPr>
-          <w:rFonts w:ascii="Times New Roman" w:eastAsia="Times New Roman" w:hAnsi="Times New Roman" w:cs="Times New Roman"/>
-          <w:sz w:val="26"/>
-          <w:szCs w:val="26"/>
-        </w:rPr>
-      </w:pPr>
-      <w:r>
-        <w:rPr>
-          <w:rFonts w:ascii="Times New Roman" w:eastAsia="Times New Roman" w:hAnsi="Times New Roman" w:cs="Times New Roman"/>
-          <w:sz w:val="26"/>
-          <w:szCs w:val="26"/>
-        </w:rPr>
-        <w:t>Hệ thống hỗ trợ quản lý các loại hình thuê được áp dụng cho từng tòa nhà.</w:t>
+        <w:t>5. Chức năng quản lý diện tích thuê</w:t>
+      </w:r>
+    </w:p>
+    <w:p>
+      <w:pPr>
+        <w:spacing w:before="100" w:beforeAutospacing="1" w:after="100" w:afterAutospacing="1" w:line="240" w:lineRule="auto"/>
+        <w:rPr>
+          <w:rFonts w:ascii="Times New Roman" w:eastAsia="Times New Roman" w:hAnsi="Times New Roman" w:cs="Times New Roman"/>
+          <w:sz w:val="26"/>
+          <w:szCs w:val="26"/>
+        </w:rPr>
+      </w:pPr>
+      <w:r>
+        <w:rPr>
+          <w:rFonts w:ascii="Times New Roman" w:eastAsia="Times New Roman" w:hAnsi="Times New Roman" w:cs="Times New Roman"/>
+          <w:sz w:val="26"/>
+          <w:szCs w:val="26"/>
+        </w:rPr>
+        <w:t>Mỗi tòa nhà có thể có nhiều diện tích thuê khác nhau. Hệ thống hỗ trợ quản lý thông tin này để phục vụ tra cứu và tư vấn khách hàng.</w:t>
       </w:r>
     </w:p>
     <w:p>
@@ -2240,7 +2269,294 @@
           <w:sz w:val="26"/>
           <w:szCs w:val="26"/>
         </w:rPr>
-        <w:t>4.1. Xem danh sách loại hình thuê</w:t>
+        <w:t>5.1. Xem danh sách diện tích thuê</w:t>
+      </w:r>
+    </w:p>
+    <w:p>
+      <w:pPr>
+        <w:spacing w:before="100" w:beforeAutospacing="1" w:after="100" w:afterAutospacing="1" w:line="240" w:lineRule="auto"/>
+        <w:rPr>
+          <w:rFonts w:ascii="Times New Roman" w:eastAsia="Times New Roman" w:hAnsi="Times New Roman" w:cs="Times New Roman"/>
+          <w:sz w:val="26"/>
+          <w:szCs w:val="26"/>
+        </w:rPr>
+      </w:pPr>
+      <w:r>
+        <w:rPr>
+          <w:rFonts w:ascii="Times New Roman" w:eastAsia="Times New Roman" w:hAnsi="Times New Roman" w:cs="Times New Roman"/>
+          <w:sz w:val="26"/>
+          <w:szCs w:val="26"/>
+        </w:rPr>
+        <w:t>Hiển thị các diện tích thuê thuộc từng tòa nhà.</w:t>
+      </w:r>
+    </w:p>
+    <w:p>
+      <w:pPr>
+        <w:spacing w:before="100" w:beforeAutospacing="1" w:after="100" w:afterAutospacing="1" w:line="240" w:lineRule="auto"/>
+        <w:outlineLvl w:val="2"/>
+        <w:rPr>
+          <w:rFonts w:ascii="Times New Roman" w:eastAsia="Times New Roman" w:hAnsi="Times New Roman" w:cs="Times New Roman"/>
+          <w:b/>
+          <w:bCs/>
+          <w:sz w:val="26"/>
+          <w:szCs w:val="26"/>
+        </w:rPr>
+      </w:pPr>
+      <w:r>
+        <w:rPr>
+          <w:rFonts w:ascii="Times New Roman" w:eastAsia="Times New Roman" w:hAnsi="Times New Roman" w:cs="Times New Roman"/>
+          <w:b/>
+          <w:bCs/>
+          <w:sz w:val="26"/>
+          <w:szCs w:val="26"/>
+        </w:rPr>
+        <w:t>5.2. Thêm diện tích thuê</w:t>
+      </w:r>
+    </w:p>
+    <w:p>
+      <w:pPr>
+        <w:spacing w:before="100" w:beforeAutospacing="1" w:after="100" w:afterAutospacing="1" w:line="240" w:lineRule="auto"/>
+        <w:rPr>
+          <w:rFonts w:ascii="Times New Roman" w:eastAsia="Times New Roman" w:hAnsi="Times New Roman" w:cs="Times New Roman"/>
+          <w:sz w:val="26"/>
+          <w:szCs w:val="26"/>
+        </w:rPr>
+      </w:pPr>
+      <w:r>
+        <w:rPr>
+          <w:rFonts w:ascii="Times New Roman" w:eastAsia="Times New Roman" w:hAnsi="Times New Roman" w:cs="Times New Roman"/>
+          <w:sz w:val="26"/>
+          <w:szCs w:val="26"/>
+        </w:rPr>
+        <w:t>Quản lý có thể thêm diện tích thuê cho tòa nhà.</w:t>
+      </w:r>
+    </w:p>
+    <w:p>
+      <w:pPr>
+        <w:spacing w:before="100" w:beforeAutospacing="1" w:after="100" w:afterAutospacing="1" w:line="240" w:lineRule="auto"/>
+        <w:outlineLvl w:val="2"/>
+        <w:rPr>
+          <w:rFonts w:ascii="Times New Roman" w:eastAsia="Times New Roman" w:hAnsi="Times New Roman" w:cs="Times New Roman"/>
+          <w:b/>
+          <w:bCs/>
+          <w:sz w:val="26"/>
+          <w:szCs w:val="26"/>
+        </w:rPr>
+      </w:pPr>
+      <w:r>
+        <w:rPr>
+          <w:rFonts w:ascii="Times New Roman" w:eastAsia="Times New Roman" w:hAnsi="Times New Roman" w:cs="Times New Roman"/>
+          <w:b/>
+          <w:bCs/>
+          <w:sz w:val="26"/>
+          <w:szCs w:val="26"/>
+        </w:rPr>
+        <w:t>5.3. Cập nhật diện tích thuê</w:t>
+      </w:r>
+    </w:p>
+    <w:p>
+      <w:pPr>
+        <w:spacing w:before="100" w:beforeAutospacing="1" w:after="100" w:afterAutospacing="1" w:line="240" w:lineRule="auto"/>
+        <w:rPr>
+          <w:rFonts w:ascii="Times New Roman" w:eastAsia="Times New Roman" w:hAnsi="Times New Roman" w:cs="Times New Roman"/>
+          <w:sz w:val="26"/>
+          <w:szCs w:val="26"/>
+        </w:rPr>
+      </w:pPr>
+      <w:r>
+        <w:rPr>
+          <w:rFonts w:ascii="Times New Roman" w:eastAsia="Times New Roman" w:hAnsi="Times New Roman" w:cs="Times New Roman"/>
+          <w:sz w:val="26"/>
+          <w:szCs w:val="26"/>
+        </w:rPr>
+        <w:t>Quản lý có thể chỉnh sửa diện tích thuê của tòa nhà.</w:t>
+      </w:r>
+    </w:p>
+    <w:p>
+      <w:pPr>
+        <w:spacing w:before="100" w:beforeAutospacing="1" w:after="100" w:afterAutospacing="1" w:line="240" w:lineRule="auto"/>
+        <w:outlineLvl w:val="2"/>
+        <w:rPr>
+          <w:rFonts w:ascii="Times New Roman" w:eastAsia="Times New Roman" w:hAnsi="Times New Roman" w:cs="Times New Roman"/>
+          <w:b/>
+          <w:bCs/>
+          <w:sz w:val="26"/>
+          <w:szCs w:val="26"/>
+        </w:rPr>
+      </w:pPr>
+      <w:r>
+        <w:rPr>
+          <w:rFonts w:ascii="Times New Roman" w:eastAsia="Times New Roman" w:hAnsi="Times New Roman" w:cs="Times New Roman"/>
+          <w:b/>
+          <w:bCs/>
+          <w:sz w:val="26"/>
+          <w:szCs w:val="26"/>
+        </w:rPr>
+        <w:t>5.4. Xóa diện tích thuê</w:t>
+      </w:r>
+    </w:p>
+    <w:p>
+      <w:pPr>
+        <w:spacing w:before="100" w:beforeAutospacing="1" w:after="100" w:afterAutospacing="1" w:line="240" w:lineRule="auto"/>
+        <w:rPr>
+          <w:rFonts w:ascii="Times New Roman" w:eastAsia="Times New Roman" w:hAnsi="Times New Roman" w:cs="Times New Roman"/>
+          <w:sz w:val="26"/>
+          <w:szCs w:val="26"/>
+        </w:rPr>
+      </w:pPr>
+      <w:r>
+        <w:rPr>
+          <w:rFonts w:ascii="Times New Roman" w:eastAsia="Times New Roman" w:hAnsi="Times New Roman" w:cs="Times New Roman"/>
+          <w:sz w:val="26"/>
+          <w:szCs w:val="26"/>
+        </w:rPr>
+        <w:t>Quản lý có thể xóa diện tích thuê không còn phù hợp.</w:t>
+      </w:r>
+    </w:p>
+    <w:p>
+      <w:pPr>
+        <w:spacing w:before="100" w:beforeAutospacing="1" w:after="100" w:afterAutospacing="1" w:line="240" w:lineRule="auto"/>
+        <w:outlineLvl w:val="1"/>
+        <w:rPr>
+          <w:rFonts w:ascii="Times New Roman" w:eastAsia="Times New Roman" w:hAnsi="Times New Roman" w:cs="Times New Roman"/>
+          <w:b/>
+          <w:bCs/>
+          <w:sz w:val="26"/>
+          <w:szCs w:val="26"/>
+        </w:rPr>
+      </w:pPr>
+      <w:r>
+        <w:rPr>
+          <w:rFonts w:ascii="Times New Roman" w:eastAsia="Times New Roman" w:hAnsi="Times New Roman" w:cs="Times New Roman"/>
+          <w:b/>
+          <w:bCs/>
+          <w:sz w:val="26"/>
+          <w:szCs w:val="26"/>
+        </w:rPr>
+        <w:t>6. Chức năng quản lý khách hàng</w:t>
+      </w:r>
+    </w:p>
+    <w:p>
+      <w:pPr>
+        <w:spacing w:before="100" w:beforeAutospacing="1" w:after="100" w:afterAutospacing="1" w:line="240" w:lineRule="auto"/>
+        <w:rPr>
+          <w:rFonts w:ascii="Times New Roman" w:eastAsia="Times New Roman" w:hAnsi="Times New Roman" w:cs="Times New Roman"/>
+          <w:sz w:val="26"/>
+          <w:szCs w:val="26"/>
+        </w:rPr>
+      </w:pPr>
+      <w:r>
+        <w:rPr>
+          <w:rFonts w:ascii="Times New Roman" w:eastAsia="Times New Roman" w:hAnsi="Times New Roman" w:cs="Times New Roman"/>
+          <w:sz w:val="26"/>
+          <w:szCs w:val="26"/>
+        </w:rPr>
+        <w:t>Hệ thống lưu trữ danh sách khách hàng để phục vụ quá trình chăm sóc và theo dõi giao dịch.</w:t>
+      </w:r>
+    </w:p>
+    <w:p>
+      <w:pPr>
+        <w:spacing w:before="100" w:beforeAutospacing="1" w:after="100" w:afterAutospacing="1" w:line="240" w:lineRule="auto"/>
+        <w:outlineLvl w:val="2"/>
+        <w:rPr>
+          <w:rFonts w:ascii="Times New Roman" w:eastAsia="Times New Roman" w:hAnsi="Times New Roman" w:cs="Times New Roman"/>
+          <w:b/>
+          <w:bCs/>
+          <w:sz w:val="26"/>
+          <w:szCs w:val="26"/>
+        </w:rPr>
+      </w:pPr>
+      <w:r>
+        <w:rPr>
+          <w:rFonts w:ascii="Times New Roman" w:eastAsia="Times New Roman" w:hAnsi="Times New Roman" w:cs="Times New Roman"/>
+          <w:b/>
+          <w:bCs/>
+          <w:sz w:val="26"/>
+          <w:szCs w:val="26"/>
+        </w:rPr>
+        <w:t>6.1. Xem danh sách khách hàng</w:t>
+      </w:r>
+    </w:p>
+    <w:p>
+      <w:pPr>
+        <w:spacing w:before="100" w:beforeAutospacing="1" w:after="100" w:afterAutospacing="1" w:line="240" w:lineRule="auto"/>
+        <w:rPr>
+          <w:rFonts w:ascii="Times New Roman" w:eastAsia="Times New Roman" w:hAnsi="Times New Roman" w:cs="Times New Roman"/>
+          <w:sz w:val="26"/>
+          <w:szCs w:val="26"/>
+        </w:rPr>
+      </w:pPr>
+      <w:r>
+        <w:rPr>
+          <w:rFonts w:ascii="Times New Roman" w:eastAsia="Times New Roman" w:hAnsi="Times New Roman" w:cs="Times New Roman"/>
+          <w:sz w:val="26"/>
+          <w:szCs w:val="26"/>
+        </w:rPr>
+        <w:t>Hiển thị danh sách khách hàng hiện có trong hệ thống.</w:t>
+      </w:r>
+    </w:p>
+    <w:p>
+      <w:pPr>
+        <w:spacing w:before="100" w:beforeAutospacing="1" w:after="100" w:afterAutospacing="1" w:line="240" w:lineRule="auto"/>
+        <w:outlineLvl w:val="2"/>
+        <w:rPr>
+          <w:rFonts w:ascii="Times New Roman" w:eastAsia="Times New Roman" w:hAnsi="Times New Roman" w:cs="Times New Roman"/>
+          <w:b/>
+          <w:bCs/>
+          <w:sz w:val="26"/>
+          <w:szCs w:val="26"/>
+        </w:rPr>
+      </w:pPr>
+      <w:r>
+        <w:rPr>
+          <w:rFonts w:ascii="Times New Roman" w:eastAsia="Times New Roman" w:hAnsi="Times New Roman" w:cs="Times New Roman"/>
+          <w:b/>
+          <w:bCs/>
+          <w:sz w:val="26"/>
+          <w:szCs w:val="26"/>
+        </w:rPr>
+        <w:t>6.2. Thêm mới khách hàng</w:t>
+      </w:r>
+    </w:p>
+    <w:p>
+      <w:pPr>
+        <w:spacing w:before="100" w:beforeAutospacing="1" w:after="100" w:afterAutospacing="1" w:line="240" w:lineRule="auto"/>
+        <w:rPr>
+          <w:rFonts w:ascii="Times New Roman" w:eastAsia="Times New Roman" w:hAnsi="Times New Roman" w:cs="Times New Roman"/>
+          <w:sz w:val="26"/>
+          <w:szCs w:val="26"/>
+        </w:rPr>
+      </w:pPr>
+      <w:r>
+        <w:rPr>
+          <w:rFonts w:ascii="Times New Roman" w:eastAsia="Times New Roman" w:hAnsi="Times New Roman" w:cs="Times New Roman"/>
+          <w:sz w:val="26"/>
+          <w:szCs w:val="26"/>
+        </w:rPr>
+        <w:t>Quản lý hoặc nhân viên có thể thêm thông tin khách hàng mới.</w:t>
+      </w:r>
+    </w:p>
+    <w:p>
+      <w:pPr>
+        <w:spacing w:before="100" w:beforeAutospacing="1" w:after="100" w:afterAutospacing="1" w:line="240" w:lineRule="auto"/>
+        <w:outlineLvl w:val="2"/>
+        <w:rPr>
+          <w:rFonts w:ascii="Times New Roman" w:eastAsia="Times New Roman" w:hAnsi="Times New Roman" w:cs="Times New Roman"/>
+          <w:b/>
+          <w:bCs/>
+          <w:sz w:val="26"/>
+          <w:szCs w:val="26"/>
+        </w:rPr>
+      </w:pPr>
+      <w:r>
+        <w:rPr>
+          <w:rFonts w:ascii="Times New Roman" w:eastAsia="Times New Roman" w:hAnsi="Times New Roman" w:cs="Times New Roman"/>
+          <w:b/>
+          <w:bCs/>
+          <w:sz w:val="26"/>
+          <w:szCs w:val="26"/>
+        </w:rPr>
+        <w:t>6.3. Cập nhật thông tin khách hàng</w:t>
       </w:r>
     </w:p>
     <w:p>
@@ -2259,540 +2575,6 @@
           <w:szCs w:val="26"/>
         </w:rPr>
         <w:lastRenderedPageBreak/>
-        <w:t>Hiển thị danh sách các loại hình thuê hiện có trong hệ thống.</w:t>
-      </w:r>
-    </w:p>
-    <w:p>
-      <w:pPr>
-        <w:spacing w:before="100" w:beforeAutospacing="1" w:after="100" w:afterAutospacing="1" w:line="240" w:lineRule="auto"/>
-        <w:outlineLvl w:val="2"/>
-        <w:rPr>
-          <w:rFonts w:ascii="Times New Roman" w:eastAsia="Times New Roman" w:hAnsi="Times New Roman" w:cs="Times New Roman"/>
-          <w:b/>
-          <w:bCs/>
-          <w:sz w:val="26"/>
-          <w:szCs w:val="26"/>
-        </w:rPr>
-      </w:pPr>
-      <w:r>
-        <w:rPr>
-          <w:rFonts w:ascii="Times New Roman" w:eastAsia="Times New Roman" w:hAnsi="Times New Roman" w:cs="Times New Roman"/>
-          <w:b/>
-          <w:bCs/>
-          <w:sz w:val="26"/>
-          <w:szCs w:val="26"/>
-        </w:rPr>
-        <w:t>4.2. Thêm loại hình thuê</w:t>
-      </w:r>
-    </w:p>
-    <w:p>
-      <w:pPr>
-        <w:spacing w:before="100" w:beforeAutospacing="1" w:after="100" w:afterAutospacing="1" w:line="240" w:lineRule="auto"/>
-        <w:rPr>
-          <w:rFonts w:ascii="Times New Roman" w:eastAsia="Times New Roman" w:hAnsi="Times New Roman" w:cs="Times New Roman"/>
-          <w:sz w:val="26"/>
-          <w:szCs w:val="26"/>
-        </w:rPr>
-      </w:pPr>
-      <w:r>
-        <w:rPr>
-          <w:rFonts w:ascii="Times New Roman" w:eastAsia="Times New Roman" w:hAnsi="Times New Roman" w:cs="Times New Roman"/>
-          <w:sz w:val="26"/>
-          <w:szCs w:val="26"/>
-        </w:rPr>
-        <w:t>Quản lý có thể thêm loại hình thuê mới.</w:t>
-      </w:r>
-    </w:p>
-    <w:p>
-      <w:pPr>
-        <w:spacing w:before="100" w:beforeAutospacing="1" w:after="100" w:afterAutospacing="1" w:line="240" w:lineRule="auto"/>
-        <w:outlineLvl w:val="2"/>
-        <w:rPr>
-          <w:rFonts w:ascii="Times New Roman" w:eastAsia="Times New Roman" w:hAnsi="Times New Roman" w:cs="Times New Roman"/>
-          <w:b/>
-          <w:bCs/>
-          <w:sz w:val="26"/>
-          <w:szCs w:val="26"/>
-        </w:rPr>
-      </w:pPr>
-      <w:r>
-        <w:rPr>
-          <w:rFonts w:ascii="Times New Roman" w:eastAsia="Times New Roman" w:hAnsi="Times New Roman" w:cs="Times New Roman"/>
-          <w:b/>
-          <w:bCs/>
-          <w:sz w:val="26"/>
-          <w:szCs w:val="26"/>
-        </w:rPr>
-        <w:t>4.3. Cập nhật loại hình thuê</w:t>
-      </w:r>
-    </w:p>
-    <w:p>
-      <w:pPr>
-        <w:spacing w:before="100" w:beforeAutospacing="1" w:after="100" w:afterAutospacing="1" w:line="240" w:lineRule="auto"/>
-        <w:rPr>
-          <w:rFonts w:ascii="Times New Roman" w:eastAsia="Times New Roman" w:hAnsi="Times New Roman" w:cs="Times New Roman"/>
-          <w:sz w:val="26"/>
-          <w:szCs w:val="26"/>
-        </w:rPr>
-      </w:pPr>
-      <w:r>
-        <w:rPr>
-          <w:rFonts w:ascii="Times New Roman" w:eastAsia="Times New Roman" w:hAnsi="Times New Roman" w:cs="Times New Roman"/>
-          <w:sz w:val="26"/>
-          <w:szCs w:val="26"/>
-        </w:rPr>
-        <w:t>Quản lý có thể chỉnh sửa thông tin loại hình thuê.</w:t>
-      </w:r>
-    </w:p>
-    <w:p>
-      <w:pPr>
-        <w:spacing w:before="100" w:beforeAutospacing="1" w:after="100" w:afterAutospacing="1" w:line="240" w:lineRule="auto"/>
-        <w:outlineLvl w:val="2"/>
-        <w:rPr>
-          <w:rFonts w:ascii="Times New Roman" w:eastAsia="Times New Roman" w:hAnsi="Times New Roman" w:cs="Times New Roman"/>
-          <w:b/>
-          <w:bCs/>
-          <w:sz w:val="26"/>
-          <w:szCs w:val="26"/>
-        </w:rPr>
-      </w:pPr>
-      <w:r>
-        <w:rPr>
-          <w:rFonts w:ascii="Times New Roman" w:eastAsia="Times New Roman" w:hAnsi="Times New Roman" w:cs="Times New Roman"/>
-          <w:b/>
-          <w:bCs/>
-          <w:sz w:val="26"/>
-          <w:szCs w:val="26"/>
-        </w:rPr>
-        <w:t>4.4. Xóa loại hình thuê</w:t>
-      </w:r>
-    </w:p>
-    <w:p>
-      <w:pPr>
-        <w:spacing w:before="100" w:beforeAutospacing="1" w:after="100" w:afterAutospacing="1" w:line="240" w:lineRule="auto"/>
-        <w:rPr>
-          <w:rFonts w:ascii="Times New Roman" w:eastAsia="Times New Roman" w:hAnsi="Times New Roman" w:cs="Times New Roman"/>
-          <w:sz w:val="26"/>
-          <w:szCs w:val="26"/>
-        </w:rPr>
-      </w:pPr>
-      <w:r>
-        <w:rPr>
-          <w:rFonts w:ascii="Times New Roman" w:eastAsia="Times New Roman" w:hAnsi="Times New Roman" w:cs="Times New Roman"/>
-          <w:sz w:val="26"/>
-          <w:szCs w:val="26"/>
-        </w:rPr>
-        <w:t>Quản lý có thể xóa loại hình thuê khỏi hệ thống.</w:t>
-      </w:r>
-    </w:p>
-    <w:p>
-      <w:pPr>
-        <w:spacing w:before="100" w:beforeAutospacing="1" w:after="100" w:afterAutospacing="1" w:line="240" w:lineRule="auto"/>
-        <w:outlineLvl w:val="2"/>
-        <w:rPr>
-          <w:rFonts w:ascii="Times New Roman" w:eastAsia="Times New Roman" w:hAnsi="Times New Roman" w:cs="Times New Roman"/>
-          <w:b/>
-          <w:bCs/>
-          <w:sz w:val="26"/>
-          <w:szCs w:val="26"/>
-        </w:rPr>
-      </w:pPr>
-      <w:r>
-        <w:rPr>
-          <w:rFonts w:ascii="Times New Roman" w:eastAsia="Times New Roman" w:hAnsi="Times New Roman" w:cs="Times New Roman"/>
-          <w:b/>
-          <w:bCs/>
-          <w:sz w:val="26"/>
-          <w:szCs w:val="26"/>
-        </w:rPr>
-        <w:t>4.5. Gán loại hình thuê cho tòa nhà</w:t>
-      </w:r>
-    </w:p>
-    <w:p>
-      <w:pPr>
-        <w:spacing w:before="100" w:beforeAutospacing="1" w:after="100" w:afterAutospacing="1" w:line="240" w:lineRule="auto"/>
-        <w:rPr>
-          <w:rFonts w:ascii="Times New Roman" w:eastAsia="Times New Roman" w:hAnsi="Times New Roman" w:cs="Times New Roman"/>
-          <w:sz w:val="26"/>
-          <w:szCs w:val="26"/>
-        </w:rPr>
-      </w:pPr>
-      <w:r>
-        <w:rPr>
-          <w:rFonts w:ascii="Times New Roman" w:eastAsia="Times New Roman" w:hAnsi="Times New Roman" w:cs="Times New Roman"/>
-          <w:sz w:val="26"/>
-          <w:szCs w:val="26"/>
-        </w:rPr>
-        <w:t>Mỗi tòa nhà có thể được gán một hoặc nhiều loại hình thuê khác nhau.</w:t>
-      </w:r>
-    </w:p>
-    <w:p>
-      <w:pPr>
-        <w:spacing w:before="100" w:beforeAutospacing="1" w:after="100" w:afterAutospacing="1" w:line="240" w:lineRule="auto"/>
-        <w:outlineLvl w:val="1"/>
-        <w:rPr>
-          <w:rFonts w:ascii="Times New Roman" w:eastAsia="Times New Roman" w:hAnsi="Times New Roman" w:cs="Times New Roman"/>
-          <w:b/>
-          <w:bCs/>
-          <w:sz w:val="26"/>
-          <w:szCs w:val="26"/>
-        </w:rPr>
-      </w:pPr>
-      <w:r>
-        <w:rPr>
-          <w:rFonts w:ascii="Times New Roman" w:eastAsia="Times New Roman" w:hAnsi="Times New Roman" w:cs="Times New Roman"/>
-          <w:b/>
-          <w:bCs/>
-          <w:sz w:val="26"/>
-          <w:szCs w:val="26"/>
-        </w:rPr>
-        <w:t>5. Chức năng quản lý diện tích thuê</w:t>
-      </w:r>
-    </w:p>
-    <w:p>
-      <w:pPr>
-        <w:spacing w:before="100" w:beforeAutospacing="1" w:after="100" w:afterAutospacing="1" w:line="240" w:lineRule="auto"/>
-        <w:rPr>
-          <w:rFonts w:ascii="Times New Roman" w:eastAsia="Times New Roman" w:hAnsi="Times New Roman" w:cs="Times New Roman"/>
-          <w:sz w:val="26"/>
-          <w:szCs w:val="26"/>
-        </w:rPr>
-      </w:pPr>
-      <w:r>
-        <w:rPr>
-          <w:rFonts w:ascii="Times New Roman" w:eastAsia="Times New Roman" w:hAnsi="Times New Roman" w:cs="Times New Roman"/>
-          <w:sz w:val="26"/>
-          <w:szCs w:val="26"/>
-        </w:rPr>
-        <w:t>Mỗi tòa nhà có thể có nhiều diện tích thuê khác nhau. Hệ thống hỗ trợ quản lý thông tin này để phục vụ tra cứu và tư vấn khách hàng.</w:t>
-      </w:r>
-    </w:p>
-    <w:p>
-      <w:pPr>
-        <w:spacing w:before="100" w:beforeAutospacing="1" w:after="100" w:afterAutospacing="1" w:line="240" w:lineRule="auto"/>
-        <w:outlineLvl w:val="2"/>
-        <w:rPr>
-          <w:rFonts w:ascii="Times New Roman" w:eastAsia="Times New Roman" w:hAnsi="Times New Roman" w:cs="Times New Roman"/>
-          <w:b/>
-          <w:bCs/>
-          <w:sz w:val="26"/>
-          <w:szCs w:val="26"/>
-        </w:rPr>
-      </w:pPr>
-      <w:r>
-        <w:rPr>
-          <w:rFonts w:ascii="Times New Roman" w:eastAsia="Times New Roman" w:hAnsi="Times New Roman" w:cs="Times New Roman"/>
-          <w:b/>
-          <w:bCs/>
-          <w:sz w:val="26"/>
-          <w:szCs w:val="26"/>
-        </w:rPr>
-        <w:t>5.1. Xem danh sách diện tích thuê</w:t>
-      </w:r>
-    </w:p>
-    <w:p>
-      <w:pPr>
-        <w:spacing w:before="100" w:beforeAutospacing="1" w:after="100" w:afterAutospacing="1" w:line="240" w:lineRule="auto"/>
-        <w:rPr>
-          <w:rFonts w:ascii="Times New Roman" w:eastAsia="Times New Roman" w:hAnsi="Times New Roman" w:cs="Times New Roman"/>
-          <w:sz w:val="26"/>
-          <w:szCs w:val="26"/>
-        </w:rPr>
-      </w:pPr>
-      <w:r>
-        <w:rPr>
-          <w:rFonts w:ascii="Times New Roman" w:eastAsia="Times New Roman" w:hAnsi="Times New Roman" w:cs="Times New Roman"/>
-          <w:sz w:val="26"/>
-          <w:szCs w:val="26"/>
-        </w:rPr>
-        <w:t>Hiển thị các diện tích thuê thuộc từng tòa nhà.</w:t>
-      </w:r>
-    </w:p>
-    <w:p>
-      <w:pPr>
-        <w:spacing w:before="100" w:beforeAutospacing="1" w:after="100" w:afterAutospacing="1" w:line="240" w:lineRule="auto"/>
-        <w:outlineLvl w:val="2"/>
-        <w:rPr>
-          <w:rFonts w:ascii="Times New Roman" w:eastAsia="Times New Roman" w:hAnsi="Times New Roman" w:cs="Times New Roman"/>
-          <w:b/>
-          <w:bCs/>
-          <w:sz w:val="26"/>
-          <w:szCs w:val="26"/>
-        </w:rPr>
-      </w:pPr>
-      <w:r>
-        <w:rPr>
-          <w:rFonts w:ascii="Times New Roman" w:eastAsia="Times New Roman" w:hAnsi="Times New Roman" w:cs="Times New Roman"/>
-          <w:b/>
-          <w:bCs/>
-          <w:sz w:val="26"/>
-          <w:szCs w:val="26"/>
-        </w:rPr>
-        <w:t>5.2. Thêm diện tích thuê</w:t>
-      </w:r>
-    </w:p>
-    <w:p>
-      <w:pPr>
-        <w:spacing w:before="100" w:beforeAutospacing="1" w:after="100" w:afterAutospacing="1" w:line="240" w:lineRule="auto"/>
-        <w:rPr>
-          <w:rFonts w:ascii="Times New Roman" w:eastAsia="Times New Roman" w:hAnsi="Times New Roman" w:cs="Times New Roman"/>
-          <w:sz w:val="26"/>
-          <w:szCs w:val="26"/>
-        </w:rPr>
-      </w:pPr>
-      <w:r>
-        <w:rPr>
-          <w:rFonts w:ascii="Times New Roman" w:eastAsia="Times New Roman" w:hAnsi="Times New Roman" w:cs="Times New Roman"/>
-          <w:sz w:val="26"/>
-          <w:szCs w:val="26"/>
-        </w:rPr>
-        <w:t>Quản lý có thể thêm diện tích thuê cho tòa nhà.</w:t>
-      </w:r>
-    </w:p>
-    <w:p>
-      <w:pPr>
-        <w:spacing w:before="100" w:beforeAutospacing="1" w:after="100" w:afterAutospacing="1" w:line="240" w:lineRule="auto"/>
-        <w:outlineLvl w:val="2"/>
-        <w:rPr>
-          <w:rFonts w:ascii="Times New Roman" w:eastAsia="Times New Roman" w:hAnsi="Times New Roman" w:cs="Times New Roman"/>
-          <w:b/>
-          <w:bCs/>
-          <w:sz w:val="26"/>
-          <w:szCs w:val="26"/>
-        </w:rPr>
-      </w:pPr>
-      <w:r>
-        <w:rPr>
-          <w:rFonts w:ascii="Times New Roman" w:eastAsia="Times New Roman" w:hAnsi="Times New Roman" w:cs="Times New Roman"/>
-          <w:b/>
-          <w:bCs/>
-          <w:sz w:val="26"/>
-          <w:szCs w:val="26"/>
-        </w:rPr>
-        <w:t>5.3. Cập nhật diện tích thuê</w:t>
-      </w:r>
-    </w:p>
-    <w:p>
-      <w:pPr>
-        <w:spacing w:before="100" w:beforeAutospacing="1" w:after="100" w:afterAutospacing="1" w:line="240" w:lineRule="auto"/>
-        <w:rPr>
-          <w:rFonts w:ascii="Times New Roman" w:eastAsia="Times New Roman" w:hAnsi="Times New Roman" w:cs="Times New Roman"/>
-          <w:sz w:val="26"/>
-          <w:szCs w:val="26"/>
-        </w:rPr>
-      </w:pPr>
-      <w:r>
-        <w:rPr>
-          <w:rFonts w:ascii="Times New Roman" w:eastAsia="Times New Roman" w:hAnsi="Times New Roman" w:cs="Times New Roman"/>
-          <w:sz w:val="26"/>
-          <w:szCs w:val="26"/>
-        </w:rPr>
-        <w:t>Quản lý có thể chỉnh sửa diện tích thuê của tòa nhà.</w:t>
-      </w:r>
-    </w:p>
-    <w:p>
-      <w:pPr>
-        <w:spacing w:before="100" w:beforeAutospacing="1" w:after="100" w:afterAutospacing="1" w:line="240" w:lineRule="auto"/>
-        <w:outlineLvl w:val="2"/>
-        <w:rPr>
-          <w:rFonts w:ascii="Times New Roman" w:eastAsia="Times New Roman" w:hAnsi="Times New Roman" w:cs="Times New Roman"/>
-          <w:b/>
-          <w:bCs/>
-          <w:sz w:val="26"/>
-          <w:szCs w:val="26"/>
-        </w:rPr>
-      </w:pPr>
-      <w:r>
-        <w:rPr>
-          <w:rFonts w:ascii="Times New Roman" w:eastAsia="Times New Roman" w:hAnsi="Times New Roman" w:cs="Times New Roman"/>
-          <w:b/>
-          <w:bCs/>
-          <w:sz w:val="26"/>
-          <w:szCs w:val="26"/>
-        </w:rPr>
-        <w:t>5.4. Xóa diện tích thuê</w:t>
-      </w:r>
-    </w:p>
-    <w:p>
-      <w:pPr>
-        <w:spacing w:before="100" w:beforeAutospacing="1" w:after="100" w:afterAutospacing="1" w:line="240" w:lineRule="auto"/>
-        <w:rPr>
-          <w:rFonts w:ascii="Times New Roman" w:eastAsia="Times New Roman" w:hAnsi="Times New Roman" w:cs="Times New Roman"/>
-          <w:sz w:val="26"/>
-          <w:szCs w:val="26"/>
-        </w:rPr>
-      </w:pPr>
-      <w:r>
-        <w:rPr>
-          <w:rFonts w:ascii="Times New Roman" w:eastAsia="Times New Roman" w:hAnsi="Times New Roman" w:cs="Times New Roman"/>
-          <w:sz w:val="26"/>
-          <w:szCs w:val="26"/>
-        </w:rPr>
-        <w:t>Quản lý có thể xóa diện tích thuê không còn phù hợp.</w:t>
-      </w:r>
-    </w:p>
-    <w:p>
-      <w:pPr>
-        <w:spacing w:before="100" w:beforeAutospacing="1" w:after="100" w:afterAutospacing="1" w:line="240" w:lineRule="auto"/>
-        <w:outlineLvl w:val="1"/>
-        <w:rPr>
-          <w:rFonts w:ascii="Times New Roman" w:eastAsia="Times New Roman" w:hAnsi="Times New Roman" w:cs="Times New Roman"/>
-          <w:b/>
-          <w:bCs/>
-          <w:sz w:val="26"/>
-          <w:szCs w:val="26"/>
-        </w:rPr>
-      </w:pPr>
-      <w:r>
-        <w:rPr>
-          <w:rFonts w:ascii="Times New Roman" w:eastAsia="Times New Roman" w:hAnsi="Times New Roman" w:cs="Times New Roman"/>
-          <w:b/>
-          <w:bCs/>
-          <w:sz w:val="26"/>
-          <w:szCs w:val="26"/>
-        </w:rPr>
-        <w:t>6. Chức năng quản lý khách hàng</w:t>
-      </w:r>
-    </w:p>
-    <w:p>
-      <w:pPr>
-        <w:spacing w:before="100" w:beforeAutospacing="1" w:after="100" w:afterAutospacing="1" w:line="240" w:lineRule="auto"/>
-        <w:rPr>
-          <w:rFonts w:ascii="Times New Roman" w:eastAsia="Times New Roman" w:hAnsi="Times New Roman" w:cs="Times New Roman"/>
-          <w:sz w:val="26"/>
-          <w:szCs w:val="26"/>
-        </w:rPr>
-      </w:pPr>
-      <w:r>
-        <w:rPr>
-          <w:rFonts w:ascii="Times New Roman" w:eastAsia="Times New Roman" w:hAnsi="Times New Roman" w:cs="Times New Roman"/>
-          <w:sz w:val="26"/>
-          <w:szCs w:val="26"/>
-        </w:rPr>
-        <w:t>Hệ thống lưu trữ danh sách khách hàng để phục vụ quá trình chăm sóc và theo dõi giao dịch.</w:t>
-      </w:r>
-    </w:p>
-    <w:p>
-      <w:pPr>
-        <w:spacing w:before="100" w:beforeAutospacing="1" w:after="100" w:afterAutospacing="1" w:line="240" w:lineRule="auto"/>
-        <w:outlineLvl w:val="2"/>
-        <w:rPr>
-          <w:rFonts w:ascii="Times New Roman" w:eastAsia="Times New Roman" w:hAnsi="Times New Roman" w:cs="Times New Roman"/>
-          <w:b/>
-          <w:bCs/>
-          <w:sz w:val="26"/>
-          <w:szCs w:val="26"/>
-        </w:rPr>
-      </w:pPr>
-      <w:r>
-        <w:rPr>
-          <w:rFonts w:ascii="Times New Roman" w:eastAsia="Times New Roman" w:hAnsi="Times New Roman" w:cs="Times New Roman"/>
-          <w:b/>
-          <w:bCs/>
-          <w:sz w:val="26"/>
-          <w:szCs w:val="26"/>
-        </w:rPr>
-        <w:lastRenderedPageBreak/>
-        <w:t>6.1. Xem danh sách khách hàng</w:t>
-      </w:r>
-    </w:p>
-    <w:p>
-      <w:pPr>
-        <w:spacing w:before="100" w:beforeAutospacing="1" w:after="100" w:afterAutospacing="1" w:line="240" w:lineRule="auto"/>
-        <w:rPr>
-          <w:rFonts w:ascii="Times New Roman" w:eastAsia="Times New Roman" w:hAnsi="Times New Roman" w:cs="Times New Roman"/>
-          <w:sz w:val="26"/>
-          <w:szCs w:val="26"/>
-        </w:rPr>
-      </w:pPr>
-      <w:r>
-        <w:rPr>
-          <w:rFonts w:ascii="Times New Roman" w:eastAsia="Times New Roman" w:hAnsi="Times New Roman" w:cs="Times New Roman"/>
-          <w:sz w:val="26"/>
-          <w:szCs w:val="26"/>
-        </w:rPr>
-        <w:t>Hiển thị danh sách khách hàng hiện có trong hệ thống.</w:t>
-      </w:r>
-    </w:p>
-    <w:p>
-      <w:pPr>
-        <w:spacing w:before="100" w:beforeAutospacing="1" w:after="100" w:afterAutospacing="1" w:line="240" w:lineRule="auto"/>
-        <w:outlineLvl w:val="2"/>
-        <w:rPr>
-          <w:rFonts w:ascii="Times New Roman" w:eastAsia="Times New Roman" w:hAnsi="Times New Roman" w:cs="Times New Roman"/>
-          <w:b/>
-          <w:bCs/>
-          <w:sz w:val="26"/>
-          <w:szCs w:val="26"/>
-        </w:rPr>
-      </w:pPr>
-      <w:r>
-        <w:rPr>
-          <w:rFonts w:ascii="Times New Roman" w:eastAsia="Times New Roman" w:hAnsi="Times New Roman" w:cs="Times New Roman"/>
-          <w:b/>
-          <w:bCs/>
-          <w:sz w:val="26"/>
-          <w:szCs w:val="26"/>
-        </w:rPr>
-        <w:t>6.2. Thêm mới khách hàng</w:t>
-      </w:r>
-    </w:p>
-    <w:p>
-      <w:pPr>
-        <w:spacing w:before="100" w:beforeAutospacing="1" w:after="100" w:afterAutospacing="1" w:line="240" w:lineRule="auto"/>
-        <w:rPr>
-          <w:rFonts w:ascii="Times New Roman" w:eastAsia="Times New Roman" w:hAnsi="Times New Roman" w:cs="Times New Roman"/>
-          <w:sz w:val="26"/>
-          <w:szCs w:val="26"/>
-        </w:rPr>
-      </w:pPr>
-      <w:r>
-        <w:rPr>
-          <w:rFonts w:ascii="Times New Roman" w:eastAsia="Times New Roman" w:hAnsi="Times New Roman" w:cs="Times New Roman"/>
-          <w:sz w:val="26"/>
-          <w:szCs w:val="26"/>
-        </w:rPr>
-        <w:t>Quản lý hoặc nhân viên có thể thêm thông tin khách hàng mới.</w:t>
-      </w:r>
-    </w:p>
-    <w:p>
-      <w:pPr>
-        <w:spacing w:before="100" w:beforeAutospacing="1" w:after="100" w:afterAutospacing="1" w:line="240" w:lineRule="auto"/>
-        <w:outlineLvl w:val="2"/>
-        <w:rPr>
-          <w:rFonts w:ascii="Times New Roman" w:eastAsia="Times New Roman" w:hAnsi="Times New Roman" w:cs="Times New Roman"/>
-          <w:b/>
-          <w:bCs/>
-          <w:sz w:val="26"/>
-          <w:szCs w:val="26"/>
-        </w:rPr>
-      </w:pPr>
-      <w:r>
-        <w:rPr>
-          <w:rFonts w:ascii="Times New Roman" w:eastAsia="Times New Roman" w:hAnsi="Times New Roman" w:cs="Times New Roman"/>
-          <w:b/>
-          <w:bCs/>
-          <w:sz w:val="26"/>
-          <w:szCs w:val="26"/>
-        </w:rPr>
-        <w:t>6.3. Cập nhật thông tin khách hàng</w:t>
-      </w:r>
-    </w:p>
-    <w:p>
-      <w:pPr>
-        <w:spacing w:before="100" w:beforeAutospacing="1" w:after="100" w:afterAutospacing="1" w:line="240" w:lineRule="auto"/>
-        <w:rPr>
-          <w:rFonts w:ascii="Times New Roman" w:eastAsia="Times New Roman" w:hAnsi="Times New Roman" w:cs="Times New Roman"/>
-          <w:sz w:val="26"/>
-          <w:szCs w:val="26"/>
-        </w:rPr>
-      </w:pPr>
-      <w:r>
-        <w:rPr>
-          <w:rFonts w:ascii="Times New Roman" w:eastAsia="Times New Roman" w:hAnsi="Times New Roman" w:cs="Times New Roman"/>
-          <w:sz w:val="26"/>
-          <w:szCs w:val="26"/>
-        </w:rPr>
         <w:t>Quản lý hoặc nhân viên có thể chỉnh sửa thông tin khách hàng khi cần thiết.</w:t>
       </w:r>
     </w:p>
@@ -3169,26 +2951,108 @@
           <w:sz w:val="26"/>
           <w:szCs w:val="26"/>
         </w:rPr>
+        <w:t>8.2. Xem danh sách phân công khách hàng</w:t>
+      </w:r>
+    </w:p>
+    <w:p>
+      <w:pPr>
+        <w:spacing w:before="100" w:beforeAutospacing="1" w:after="100" w:afterAutospacing="1" w:line="240" w:lineRule="auto"/>
+        <w:rPr>
+          <w:rFonts w:ascii="Times New Roman" w:eastAsia="Times New Roman" w:hAnsi="Times New Roman" w:cs="Times New Roman"/>
+          <w:sz w:val="26"/>
+          <w:szCs w:val="26"/>
+        </w:rPr>
+      </w:pPr>
+      <w:r>
+        <w:rPr>
+          <w:rFonts w:ascii="Times New Roman" w:eastAsia="Times New Roman" w:hAnsi="Times New Roman" w:cs="Times New Roman"/>
+          <w:sz w:val="26"/>
+          <w:szCs w:val="26"/>
+        </w:rPr>
+        <w:t>Hiển thị danh sách nhân viên cùng các khách hàng được giao phụ trách.</w:t>
+      </w:r>
+    </w:p>
+    <w:p>
+      <w:pPr>
+        <w:spacing w:before="100" w:beforeAutospacing="1" w:after="100" w:afterAutospacing="1" w:line="240" w:lineRule="auto"/>
+        <w:outlineLvl w:val="2"/>
+        <w:rPr>
+          <w:rFonts w:ascii="Times New Roman" w:eastAsia="Times New Roman" w:hAnsi="Times New Roman" w:cs="Times New Roman"/>
+          <w:b/>
+          <w:bCs/>
+          <w:sz w:val="26"/>
+          <w:szCs w:val="26"/>
+        </w:rPr>
+      </w:pPr>
+      <w:r>
+        <w:rPr>
+          <w:rFonts w:ascii="Times New Roman" w:eastAsia="Times New Roman" w:hAnsi="Times New Roman" w:cs="Times New Roman"/>
+          <w:b/>
+          <w:bCs/>
+          <w:sz w:val="26"/>
+          <w:szCs w:val="26"/>
+        </w:rPr>
+        <w:t>8.3. Nhân viên xem khách hàng được giao</w:t>
+      </w:r>
+    </w:p>
+    <w:p>
+      <w:pPr>
+        <w:spacing w:before="100" w:beforeAutospacing="1" w:after="100" w:afterAutospacing="1" w:line="240" w:lineRule="auto"/>
+        <w:rPr>
+          <w:rFonts w:ascii="Times New Roman" w:eastAsia="Times New Roman" w:hAnsi="Times New Roman" w:cs="Times New Roman"/>
+          <w:sz w:val="26"/>
+          <w:szCs w:val="26"/>
+        </w:rPr>
+      </w:pPr>
+      <w:r>
+        <w:rPr>
+          <w:rFonts w:ascii="Times New Roman" w:eastAsia="Times New Roman" w:hAnsi="Times New Roman" w:cs="Times New Roman"/>
+          <w:sz w:val="26"/>
+          <w:szCs w:val="26"/>
+        </w:rPr>
+        <w:t>Nhân viên chỉ được xem danh sách khách hàng được phân công cho mình.</w:t>
+      </w:r>
+    </w:p>
+    <w:p>
+      <w:pPr>
+        <w:spacing w:before="100" w:beforeAutospacing="1" w:after="100" w:afterAutospacing="1" w:line="240" w:lineRule="auto"/>
+        <w:outlineLvl w:val="1"/>
+        <w:rPr>
+          <w:rFonts w:ascii="Times New Roman" w:eastAsia="Times New Roman" w:hAnsi="Times New Roman" w:cs="Times New Roman"/>
+          <w:b/>
+          <w:bCs/>
+          <w:sz w:val="26"/>
+          <w:szCs w:val="26"/>
+        </w:rPr>
+      </w:pPr>
+      <w:r>
+        <w:rPr>
+          <w:rFonts w:ascii="Times New Roman" w:eastAsia="Times New Roman" w:hAnsi="Times New Roman" w:cs="Times New Roman"/>
+          <w:b/>
+          <w:bCs/>
+          <w:sz w:val="26"/>
+          <w:szCs w:val="26"/>
+        </w:rPr>
+        <w:t>9. Chức năng quản lý giao dịch</w:t>
+      </w:r>
+    </w:p>
+    <w:p>
+      <w:pPr>
+        <w:spacing w:before="100" w:beforeAutospacing="1" w:after="100" w:afterAutospacing="1" w:line="240" w:lineRule="auto"/>
+        <w:rPr>
+          <w:rFonts w:ascii="Times New Roman" w:eastAsia="Times New Roman" w:hAnsi="Times New Roman" w:cs="Times New Roman"/>
+          <w:sz w:val="26"/>
+          <w:szCs w:val="26"/>
+        </w:rPr>
+      </w:pPr>
+      <w:r>
+        <w:rPr>
+          <w:rFonts w:ascii="Times New Roman" w:eastAsia="Times New Roman" w:hAnsi="Times New Roman" w:cs="Times New Roman"/>
+          <w:sz w:val="26"/>
+          <w:szCs w:val="26"/>
+        </w:rPr>
         <w:lastRenderedPageBreak/>
-        <w:t>8.2. Xem danh sách phân công khách hàng</w:t>
-      </w:r>
-    </w:p>
-    <w:p>
-      <w:pPr>
-        <w:spacing w:before="100" w:beforeAutospacing="1" w:after="100" w:afterAutospacing="1" w:line="240" w:lineRule="auto"/>
-        <w:rPr>
-          <w:rFonts w:ascii="Times New Roman" w:eastAsia="Times New Roman" w:hAnsi="Times New Roman" w:cs="Times New Roman"/>
-          <w:sz w:val="26"/>
-          <w:szCs w:val="26"/>
-        </w:rPr>
-      </w:pPr>
-      <w:r>
-        <w:rPr>
-          <w:rFonts w:ascii="Times New Roman" w:eastAsia="Times New Roman" w:hAnsi="Times New Roman" w:cs="Times New Roman"/>
-          <w:sz w:val="26"/>
-          <w:szCs w:val="26"/>
-        </w:rPr>
-        <w:t>Hiển thị danh sách nhân viên cùng các khách hàng được giao phụ trách.</w:t>
+        <w:t>Hệ thống hỗ trợ lưu vết các giao dịch hoặc hoạt động làm việc với khách hàng.</w:t>
       </w:r>
     </w:p>
     <w:p>
@@ -3211,25 +3075,148 @@
           <w:sz w:val="26"/>
           <w:szCs w:val="26"/>
         </w:rPr>
-        <w:t>8.3. Nhân viên xem khách hàng được giao</w:t>
-      </w:r>
-    </w:p>
-    <w:p>
-      <w:pPr>
-        <w:spacing w:before="100" w:beforeAutospacing="1" w:after="100" w:afterAutospacing="1" w:line="240" w:lineRule="auto"/>
-        <w:rPr>
-          <w:rFonts w:ascii="Times New Roman" w:eastAsia="Times New Roman" w:hAnsi="Times New Roman" w:cs="Times New Roman"/>
-          <w:sz w:val="26"/>
-          <w:szCs w:val="26"/>
-        </w:rPr>
-      </w:pPr>
-      <w:r>
-        <w:rPr>
-          <w:rFonts w:ascii="Times New Roman" w:eastAsia="Times New Roman" w:hAnsi="Times New Roman" w:cs="Times New Roman"/>
-          <w:sz w:val="26"/>
-          <w:szCs w:val="26"/>
-        </w:rPr>
-        <w:t>Nhân viên chỉ được xem danh sách khách hàng được phân công cho mình.</w:t>
+        <w:t>9.1. Xem danh sách giao dịch</w:t>
+      </w:r>
+    </w:p>
+    <w:p>
+      <w:pPr>
+        <w:spacing w:before="100" w:beforeAutospacing="1" w:after="100" w:afterAutospacing="1" w:line="240" w:lineRule="auto"/>
+        <w:rPr>
+          <w:rFonts w:ascii="Times New Roman" w:eastAsia="Times New Roman" w:hAnsi="Times New Roman" w:cs="Times New Roman"/>
+          <w:sz w:val="26"/>
+          <w:szCs w:val="26"/>
+        </w:rPr>
+      </w:pPr>
+      <w:r>
+        <w:rPr>
+          <w:rFonts w:ascii="Times New Roman" w:eastAsia="Times New Roman" w:hAnsi="Times New Roman" w:cs="Times New Roman"/>
+          <w:sz w:val="26"/>
+          <w:szCs w:val="26"/>
+        </w:rPr>
+        <w:t>Người dùng có quyền có thể xem các giao dịch phát sinh với khách hàng.</w:t>
+      </w:r>
+    </w:p>
+    <w:p>
+      <w:pPr>
+        <w:spacing w:before="100" w:beforeAutospacing="1" w:after="100" w:afterAutospacing="1" w:line="240" w:lineRule="auto"/>
+        <w:outlineLvl w:val="2"/>
+        <w:rPr>
+          <w:rFonts w:ascii="Times New Roman" w:eastAsia="Times New Roman" w:hAnsi="Times New Roman" w:cs="Times New Roman"/>
+          <w:b/>
+          <w:bCs/>
+          <w:sz w:val="26"/>
+          <w:szCs w:val="26"/>
+        </w:rPr>
+      </w:pPr>
+      <w:r>
+        <w:rPr>
+          <w:rFonts w:ascii="Times New Roman" w:eastAsia="Times New Roman" w:hAnsi="Times New Roman" w:cs="Times New Roman"/>
+          <w:b/>
+          <w:bCs/>
+          <w:sz w:val="26"/>
+          <w:szCs w:val="26"/>
+        </w:rPr>
+        <w:t>9.2. Thêm giao dịch</w:t>
+      </w:r>
+    </w:p>
+    <w:p>
+      <w:pPr>
+        <w:spacing w:before="100" w:beforeAutospacing="1" w:after="100" w:afterAutospacing="1" w:line="240" w:lineRule="auto"/>
+        <w:rPr>
+          <w:rFonts w:ascii="Times New Roman" w:eastAsia="Times New Roman" w:hAnsi="Times New Roman" w:cs="Times New Roman"/>
+          <w:sz w:val="26"/>
+          <w:szCs w:val="26"/>
+        </w:rPr>
+      </w:pPr>
+      <w:r>
+        <w:rPr>
+          <w:rFonts w:ascii="Times New Roman" w:eastAsia="Times New Roman" w:hAnsi="Times New Roman" w:cs="Times New Roman"/>
+          <w:sz w:val="26"/>
+          <w:szCs w:val="26"/>
+        </w:rPr>
+        <w:t>Người dùng có quyền có thể tạo mới giao dịch gắn với khách hàng.</w:t>
+      </w:r>
+    </w:p>
+    <w:p>
+      <w:pPr>
+        <w:spacing w:before="100" w:beforeAutospacing="1" w:after="100" w:afterAutospacing="1" w:line="240" w:lineRule="auto"/>
+        <w:outlineLvl w:val="2"/>
+        <w:rPr>
+          <w:rFonts w:ascii="Times New Roman" w:eastAsia="Times New Roman" w:hAnsi="Times New Roman" w:cs="Times New Roman"/>
+          <w:b/>
+          <w:bCs/>
+          <w:sz w:val="26"/>
+          <w:szCs w:val="26"/>
+        </w:rPr>
+      </w:pPr>
+      <w:r>
+        <w:rPr>
+          <w:rFonts w:ascii="Times New Roman" w:eastAsia="Times New Roman" w:hAnsi="Times New Roman" w:cs="Times New Roman"/>
+          <w:b/>
+          <w:bCs/>
+          <w:sz w:val="26"/>
+          <w:szCs w:val="26"/>
+        </w:rPr>
+        <w:t>9.3. Cập nhật giao dịch</w:t>
+      </w:r>
+    </w:p>
+    <w:p>
+      <w:pPr>
+        <w:spacing w:before="100" w:beforeAutospacing="1" w:after="100" w:afterAutospacing="1" w:line="240" w:lineRule="auto"/>
+        <w:rPr>
+          <w:rFonts w:ascii="Times New Roman" w:eastAsia="Times New Roman" w:hAnsi="Times New Roman" w:cs="Times New Roman"/>
+          <w:sz w:val="26"/>
+          <w:szCs w:val="26"/>
+        </w:rPr>
+      </w:pPr>
+      <w:r>
+        <w:rPr>
+          <w:rFonts w:ascii="Times New Roman" w:eastAsia="Times New Roman" w:hAnsi="Times New Roman" w:cs="Times New Roman"/>
+          <w:sz w:val="26"/>
+          <w:szCs w:val="26"/>
+        </w:rPr>
+        <w:t>Người dùng có quyền có thể cập nhật nội dung giao dịch.</w:t>
+      </w:r>
+    </w:p>
+    <w:p>
+      <w:pPr>
+        <w:spacing w:before="100" w:beforeAutospacing="1" w:after="100" w:afterAutospacing="1" w:line="240" w:lineRule="auto"/>
+        <w:outlineLvl w:val="2"/>
+        <w:rPr>
+          <w:rFonts w:ascii="Times New Roman" w:eastAsia="Times New Roman" w:hAnsi="Times New Roman" w:cs="Times New Roman"/>
+          <w:b/>
+          <w:bCs/>
+          <w:sz w:val="26"/>
+          <w:szCs w:val="26"/>
+        </w:rPr>
+      </w:pPr>
+      <w:r>
+        <w:rPr>
+          <w:rFonts w:ascii="Times New Roman" w:eastAsia="Times New Roman" w:hAnsi="Times New Roman" w:cs="Times New Roman"/>
+          <w:b/>
+          <w:bCs/>
+          <w:sz w:val="26"/>
+          <w:szCs w:val="26"/>
+        </w:rPr>
+        <w:t>9.4. Phân loại giao dịch</w:t>
+      </w:r>
+    </w:p>
+    <w:p>
+      <w:pPr>
+        <w:spacing w:before="100" w:beforeAutospacing="1" w:after="100" w:afterAutospacing="1" w:line="240" w:lineRule="auto"/>
+        <w:rPr>
+          <w:rFonts w:ascii="Times New Roman" w:eastAsia="Times New Roman" w:hAnsi="Times New Roman" w:cs="Times New Roman"/>
+          <w:sz w:val="26"/>
+          <w:szCs w:val="26"/>
+        </w:rPr>
+      </w:pPr>
+      <w:r>
+        <w:rPr>
+          <w:rFonts w:ascii="Times New Roman" w:eastAsia="Times New Roman" w:hAnsi="Times New Roman" w:cs="Times New Roman"/>
+          <w:sz w:val="26"/>
+          <w:szCs w:val="26"/>
+        </w:rPr>
+        <w:t>Mỗi giao dịch được gắn với một loại giao dịch nhằm phục vụ quản lý và thống kê.</w:t>
       </w:r>
     </w:p>
     <w:p>
@@ -3252,25 +3239,25 @@
           <w:sz w:val="26"/>
           <w:szCs w:val="26"/>
         </w:rPr>
-        <w:t>9. Chức năng quản lý giao dịch</w:t>
-      </w:r>
-    </w:p>
-    <w:p>
-      <w:pPr>
-        <w:spacing w:before="100" w:beforeAutospacing="1" w:after="100" w:afterAutospacing="1" w:line="240" w:lineRule="auto"/>
-        <w:rPr>
-          <w:rFonts w:ascii="Times New Roman" w:eastAsia="Times New Roman" w:hAnsi="Times New Roman" w:cs="Times New Roman"/>
-          <w:sz w:val="26"/>
-          <w:szCs w:val="26"/>
-        </w:rPr>
-      </w:pPr>
-      <w:r>
-        <w:rPr>
-          <w:rFonts w:ascii="Times New Roman" w:eastAsia="Times New Roman" w:hAnsi="Times New Roman" w:cs="Times New Roman"/>
-          <w:sz w:val="26"/>
-          <w:szCs w:val="26"/>
-        </w:rPr>
-        <w:t>Hệ thống hỗ trợ lưu vết các giao dịch hoặc hoạt động làm việc với khách hàng.</w:t>
+        <w:t>10. Chức năng quản lý loại giao dịch</w:t>
+      </w:r>
+    </w:p>
+    <w:p>
+      <w:pPr>
+        <w:spacing w:before="100" w:beforeAutospacing="1" w:after="100" w:afterAutospacing="1" w:line="240" w:lineRule="auto"/>
+        <w:rPr>
+          <w:rFonts w:ascii="Times New Roman" w:eastAsia="Times New Roman" w:hAnsi="Times New Roman" w:cs="Times New Roman"/>
+          <w:sz w:val="26"/>
+          <w:szCs w:val="26"/>
+        </w:rPr>
+      </w:pPr>
+      <w:r>
+        <w:rPr>
+          <w:rFonts w:ascii="Times New Roman" w:eastAsia="Times New Roman" w:hAnsi="Times New Roman" w:cs="Times New Roman"/>
+          <w:sz w:val="26"/>
+          <w:szCs w:val="26"/>
+        </w:rPr>
+        <w:t>Hệ thống hỗ trợ quản lý danh mục loại giao dịch.</w:t>
       </w:r>
     </w:p>
     <w:p>
@@ -3293,25 +3280,25 @@
           <w:sz w:val="26"/>
           <w:szCs w:val="26"/>
         </w:rPr>
-        <w:t>9.1. Xem danh sách giao dịch</w:t>
-      </w:r>
-    </w:p>
-    <w:p>
-      <w:pPr>
-        <w:spacing w:before="100" w:beforeAutospacing="1" w:after="100" w:afterAutospacing="1" w:line="240" w:lineRule="auto"/>
-        <w:rPr>
-          <w:rFonts w:ascii="Times New Roman" w:eastAsia="Times New Roman" w:hAnsi="Times New Roman" w:cs="Times New Roman"/>
-          <w:sz w:val="26"/>
-          <w:szCs w:val="26"/>
-        </w:rPr>
-      </w:pPr>
-      <w:r>
-        <w:rPr>
-          <w:rFonts w:ascii="Times New Roman" w:eastAsia="Times New Roman" w:hAnsi="Times New Roman" w:cs="Times New Roman"/>
-          <w:sz w:val="26"/>
-          <w:szCs w:val="26"/>
-        </w:rPr>
-        <w:t>Người dùng có quyền có thể xem các giao dịch phát sinh với khách hàng.</w:t>
+        <w:t>10.1. Xem danh sách loại giao dịch</w:t>
+      </w:r>
+    </w:p>
+    <w:p>
+      <w:pPr>
+        <w:spacing w:before="100" w:beforeAutospacing="1" w:after="100" w:afterAutospacing="1" w:line="240" w:lineRule="auto"/>
+        <w:rPr>
+          <w:rFonts w:ascii="Times New Roman" w:eastAsia="Times New Roman" w:hAnsi="Times New Roman" w:cs="Times New Roman"/>
+          <w:sz w:val="26"/>
+          <w:szCs w:val="26"/>
+        </w:rPr>
+      </w:pPr>
+      <w:r>
+        <w:rPr>
+          <w:rFonts w:ascii="Times New Roman" w:eastAsia="Times New Roman" w:hAnsi="Times New Roman" w:cs="Times New Roman"/>
+          <w:sz w:val="26"/>
+          <w:szCs w:val="26"/>
+        </w:rPr>
+        <w:t>Hiển thị danh sách các loại giao dịch trong hệ thống.</w:t>
       </w:r>
     </w:p>
     <w:p>
@@ -3334,25 +3321,25 @@
           <w:sz w:val="26"/>
           <w:szCs w:val="26"/>
         </w:rPr>
-        <w:t>9.2. Thêm giao dịch</w:t>
-      </w:r>
-    </w:p>
-    <w:p>
-      <w:pPr>
-        <w:spacing w:before="100" w:beforeAutospacing="1" w:after="100" w:afterAutospacing="1" w:line="240" w:lineRule="auto"/>
-        <w:rPr>
-          <w:rFonts w:ascii="Times New Roman" w:eastAsia="Times New Roman" w:hAnsi="Times New Roman" w:cs="Times New Roman"/>
-          <w:sz w:val="26"/>
-          <w:szCs w:val="26"/>
-        </w:rPr>
-      </w:pPr>
-      <w:r>
-        <w:rPr>
-          <w:rFonts w:ascii="Times New Roman" w:eastAsia="Times New Roman" w:hAnsi="Times New Roman" w:cs="Times New Roman"/>
-          <w:sz w:val="26"/>
-          <w:szCs w:val="26"/>
-        </w:rPr>
-        <w:t>Người dùng có quyền có thể tạo mới giao dịch gắn với khách hàng.</w:t>
+        <w:t>10.2. Thêm loại giao dịch</w:t>
+      </w:r>
+    </w:p>
+    <w:p>
+      <w:pPr>
+        <w:spacing w:before="100" w:beforeAutospacing="1" w:after="100" w:afterAutospacing="1" w:line="240" w:lineRule="auto"/>
+        <w:rPr>
+          <w:rFonts w:ascii="Times New Roman" w:eastAsia="Times New Roman" w:hAnsi="Times New Roman" w:cs="Times New Roman"/>
+          <w:sz w:val="26"/>
+          <w:szCs w:val="26"/>
+        </w:rPr>
+      </w:pPr>
+      <w:r>
+        <w:rPr>
+          <w:rFonts w:ascii="Times New Roman" w:eastAsia="Times New Roman" w:hAnsi="Times New Roman" w:cs="Times New Roman"/>
+          <w:sz w:val="26"/>
+          <w:szCs w:val="26"/>
+        </w:rPr>
+        <w:t>Quản lý có thể thêm loại giao dịch mới.</w:t>
       </w:r>
     </w:p>
     <w:p>
@@ -3375,25 +3362,25 @@
           <w:sz w:val="26"/>
           <w:szCs w:val="26"/>
         </w:rPr>
-        <w:t>9.3. Cập nhật giao dịch</w:t>
-      </w:r>
-    </w:p>
-    <w:p>
-      <w:pPr>
-        <w:spacing w:before="100" w:beforeAutospacing="1" w:after="100" w:afterAutospacing="1" w:line="240" w:lineRule="auto"/>
-        <w:rPr>
-          <w:rFonts w:ascii="Times New Roman" w:eastAsia="Times New Roman" w:hAnsi="Times New Roman" w:cs="Times New Roman"/>
-          <w:sz w:val="26"/>
-          <w:szCs w:val="26"/>
-        </w:rPr>
-      </w:pPr>
-      <w:r>
-        <w:rPr>
-          <w:rFonts w:ascii="Times New Roman" w:eastAsia="Times New Roman" w:hAnsi="Times New Roman" w:cs="Times New Roman"/>
-          <w:sz w:val="26"/>
-          <w:szCs w:val="26"/>
-        </w:rPr>
-        <w:t>Người dùng có quyền có thể cập nhật nội dung giao dịch.</w:t>
+        <w:t>10.3. Cập nhật loại giao dịch</w:t>
+      </w:r>
+    </w:p>
+    <w:p>
+      <w:pPr>
+        <w:spacing w:before="100" w:beforeAutospacing="1" w:after="100" w:afterAutospacing="1" w:line="240" w:lineRule="auto"/>
+        <w:rPr>
+          <w:rFonts w:ascii="Times New Roman" w:eastAsia="Times New Roman" w:hAnsi="Times New Roman" w:cs="Times New Roman"/>
+          <w:sz w:val="26"/>
+          <w:szCs w:val="26"/>
+        </w:rPr>
+      </w:pPr>
+      <w:r>
+        <w:rPr>
+          <w:rFonts w:ascii="Times New Roman" w:eastAsia="Times New Roman" w:hAnsi="Times New Roman" w:cs="Times New Roman"/>
+          <w:sz w:val="26"/>
+          <w:szCs w:val="26"/>
+        </w:rPr>
+        <w:t>Quản lý có thể chỉnh sửa loại giao dịch.</w:t>
       </w:r>
     </w:p>
     <w:p>
@@ -3416,25 +3403,25 @@
           <w:sz w:val="26"/>
           <w:szCs w:val="26"/>
         </w:rPr>
-        <w:t>9.4. Phân loại giao dịch</w:t>
-      </w:r>
-    </w:p>
-    <w:p>
-      <w:pPr>
-        <w:spacing w:before="100" w:beforeAutospacing="1" w:after="100" w:afterAutospacing="1" w:line="240" w:lineRule="auto"/>
-        <w:rPr>
-          <w:rFonts w:ascii="Times New Roman" w:eastAsia="Times New Roman" w:hAnsi="Times New Roman" w:cs="Times New Roman"/>
-          <w:sz w:val="26"/>
-          <w:szCs w:val="26"/>
-        </w:rPr>
-      </w:pPr>
-      <w:r>
-        <w:rPr>
-          <w:rFonts w:ascii="Times New Roman" w:eastAsia="Times New Roman" w:hAnsi="Times New Roman" w:cs="Times New Roman"/>
-          <w:sz w:val="26"/>
-          <w:szCs w:val="26"/>
-        </w:rPr>
-        <w:t>Mỗi giao dịch được gắn với một loại giao dịch nhằm phục vụ quản lý và thống kê.</w:t>
+        <w:t>10.4. Xóa loại giao dịch</w:t>
+      </w:r>
+    </w:p>
+    <w:p>
+      <w:pPr>
+        <w:spacing w:before="100" w:beforeAutospacing="1" w:after="100" w:afterAutospacing="1" w:line="240" w:lineRule="auto"/>
+        <w:rPr>
+          <w:rFonts w:ascii="Times New Roman" w:eastAsia="Times New Roman" w:hAnsi="Times New Roman" w:cs="Times New Roman"/>
+          <w:sz w:val="26"/>
+          <w:szCs w:val="26"/>
+        </w:rPr>
+      </w:pPr>
+      <w:r>
+        <w:rPr>
+          <w:rFonts w:ascii="Times New Roman" w:eastAsia="Times New Roman" w:hAnsi="Times New Roman" w:cs="Times New Roman"/>
+          <w:sz w:val="26"/>
+          <w:szCs w:val="26"/>
+        </w:rPr>
+        <w:t>Quản lý có thể xóa loại giao dịch khi không còn sử dụng.</w:t>
       </w:r>
     </w:p>
     <w:p>
@@ -3457,25 +3444,25 @@
           <w:sz w:val="26"/>
           <w:szCs w:val="26"/>
         </w:rPr>
-        <w:t>10. Chức năng quản lý loại giao dịch</w:t>
-      </w:r>
-    </w:p>
-    <w:p>
-      <w:pPr>
-        <w:spacing w:before="100" w:beforeAutospacing="1" w:after="100" w:afterAutospacing="1" w:line="240" w:lineRule="auto"/>
-        <w:rPr>
-          <w:rFonts w:ascii="Times New Roman" w:eastAsia="Times New Roman" w:hAnsi="Times New Roman" w:cs="Times New Roman"/>
-          <w:sz w:val="26"/>
-          <w:szCs w:val="26"/>
-        </w:rPr>
-      </w:pPr>
-      <w:r>
-        <w:rPr>
-          <w:rFonts w:ascii="Times New Roman" w:eastAsia="Times New Roman" w:hAnsi="Times New Roman" w:cs="Times New Roman"/>
-          <w:sz w:val="26"/>
-          <w:szCs w:val="26"/>
-        </w:rPr>
-        <w:t>Hệ thống hỗ trợ quản lý danh mục loại giao dịch.</w:t>
+        <w:t>11. Chức năng quản lý người dùng</w:t>
+      </w:r>
+    </w:p>
+    <w:p>
+      <w:pPr>
+        <w:spacing w:before="100" w:beforeAutospacing="1" w:after="100" w:afterAutospacing="1" w:line="240" w:lineRule="auto"/>
+        <w:rPr>
+          <w:rFonts w:ascii="Times New Roman" w:eastAsia="Times New Roman" w:hAnsi="Times New Roman" w:cs="Times New Roman"/>
+          <w:sz w:val="26"/>
+          <w:szCs w:val="26"/>
+        </w:rPr>
+      </w:pPr>
+      <w:r>
+        <w:rPr>
+          <w:rFonts w:ascii="Times New Roman" w:eastAsia="Times New Roman" w:hAnsi="Times New Roman" w:cs="Times New Roman"/>
+          <w:sz w:val="26"/>
+          <w:szCs w:val="26"/>
+        </w:rPr>
+        <w:t>Chức năng này dành cho quản lý nhằm kiểm soát tài khoản sử dụng hệ thống.</w:t>
       </w:r>
     </w:p>
     <w:p>
@@ -3498,230 +3485,25 @@
           <w:sz w:val="26"/>
           <w:szCs w:val="26"/>
         </w:rPr>
-        <w:t>10.1. Xem danh sách loại giao dịch</w:t>
-      </w:r>
-    </w:p>
-    <w:p>
-      <w:pPr>
-        <w:spacing w:before="100" w:beforeAutospacing="1" w:after="100" w:afterAutospacing="1" w:line="240" w:lineRule="auto"/>
-        <w:rPr>
-          <w:rFonts w:ascii="Times New Roman" w:eastAsia="Times New Roman" w:hAnsi="Times New Roman" w:cs="Times New Roman"/>
-          <w:sz w:val="26"/>
-          <w:szCs w:val="26"/>
-        </w:rPr>
-      </w:pPr>
-      <w:r>
-        <w:rPr>
-          <w:rFonts w:ascii="Times New Roman" w:eastAsia="Times New Roman" w:hAnsi="Times New Roman" w:cs="Times New Roman"/>
-          <w:sz w:val="26"/>
-          <w:szCs w:val="26"/>
-        </w:rPr>
-        <w:t>Hiển thị danh sách các loại giao dịch trong hệ thống.</w:t>
-      </w:r>
-    </w:p>
-    <w:p>
-      <w:pPr>
-        <w:spacing w:before="100" w:beforeAutospacing="1" w:after="100" w:afterAutospacing="1" w:line="240" w:lineRule="auto"/>
-        <w:outlineLvl w:val="2"/>
-        <w:rPr>
-          <w:rFonts w:ascii="Times New Roman" w:eastAsia="Times New Roman" w:hAnsi="Times New Roman" w:cs="Times New Roman"/>
-          <w:b/>
-          <w:bCs/>
-          <w:sz w:val="26"/>
-          <w:szCs w:val="26"/>
-        </w:rPr>
-      </w:pPr>
-      <w:r>
-        <w:rPr>
-          <w:rFonts w:ascii="Times New Roman" w:eastAsia="Times New Roman" w:hAnsi="Times New Roman" w:cs="Times New Roman"/>
-          <w:b/>
-          <w:bCs/>
-          <w:sz w:val="26"/>
-          <w:szCs w:val="26"/>
-        </w:rPr>
-        <w:t>10.2. Thêm loại giao dịch</w:t>
-      </w:r>
-    </w:p>
-    <w:p>
-      <w:pPr>
-        <w:spacing w:before="100" w:beforeAutospacing="1" w:after="100" w:afterAutospacing="1" w:line="240" w:lineRule="auto"/>
-        <w:rPr>
-          <w:rFonts w:ascii="Times New Roman" w:eastAsia="Times New Roman" w:hAnsi="Times New Roman" w:cs="Times New Roman"/>
-          <w:sz w:val="26"/>
-          <w:szCs w:val="26"/>
-        </w:rPr>
-      </w:pPr>
-      <w:r>
-        <w:rPr>
-          <w:rFonts w:ascii="Times New Roman" w:eastAsia="Times New Roman" w:hAnsi="Times New Roman" w:cs="Times New Roman"/>
-          <w:sz w:val="26"/>
-          <w:szCs w:val="26"/>
-        </w:rPr>
-        <w:t>Quản lý có thể thêm loại giao dịch mới.</w:t>
-      </w:r>
-    </w:p>
-    <w:p>
-      <w:pPr>
-        <w:spacing w:before="100" w:beforeAutospacing="1" w:after="100" w:afterAutospacing="1" w:line="240" w:lineRule="auto"/>
-        <w:outlineLvl w:val="2"/>
-        <w:rPr>
-          <w:rFonts w:ascii="Times New Roman" w:eastAsia="Times New Roman" w:hAnsi="Times New Roman" w:cs="Times New Roman"/>
-          <w:b/>
-          <w:bCs/>
-          <w:sz w:val="26"/>
-          <w:szCs w:val="26"/>
-        </w:rPr>
-      </w:pPr>
-      <w:r>
-        <w:rPr>
-          <w:rFonts w:ascii="Times New Roman" w:eastAsia="Times New Roman" w:hAnsi="Times New Roman" w:cs="Times New Roman"/>
-          <w:b/>
-          <w:bCs/>
-          <w:sz w:val="26"/>
-          <w:szCs w:val="26"/>
-        </w:rPr>
-        <w:t>10.3. Cập nhật loại giao dịch</w:t>
-      </w:r>
-    </w:p>
-    <w:p>
-      <w:pPr>
-        <w:spacing w:before="100" w:beforeAutospacing="1" w:after="100" w:afterAutospacing="1" w:line="240" w:lineRule="auto"/>
-        <w:rPr>
-          <w:rFonts w:ascii="Times New Roman" w:eastAsia="Times New Roman" w:hAnsi="Times New Roman" w:cs="Times New Roman"/>
-          <w:sz w:val="26"/>
-          <w:szCs w:val="26"/>
-        </w:rPr>
-      </w:pPr>
-      <w:r>
-        <w:rPr>
-          <w:rFonts w:ascii="Times New Roman" w:eastAsia="Times New Roman" w:hAnsi="Times New Roman" w:cs="Times New Roman"/>
-          <w:sz w:val="26"/>
-          <w:szCs w:val="26"/>
-        </w:rPr>
-        <w:t>Quản lý có thể chỉnh sửa loại giao dịch.</w:t>
-      </w:r>
-    </w:p>
-    <w:p>
-      <w:pPr>
-        <w:spacing w:before="100" w:beforeAutospacing="1" w:after="100" w:afterAutospacing="1" w:line="240" w:lineRule="auto"/>
-        <w:outlineLvl w:val="2"/>
-        <w:rPr>
-          <w:rFonts w:ascii="Times New Roman" w:eastAsia="Times New Roman" w:hAnsi="Times New Roman" w:cs="Times New Roman"/>
-          <w:b/>
-          <w:bCs/>
-          <w:sz w:val="26"/>
-          <w:szCs w:val="26"/>
-        </w:rPr>
-      </w:pPr>
-      <w:r>
-        <w:rPr>
-          <w:rFonts w:ascii="Times New Roman" w:eastAsia="Times New Roman" w:hAnsi="Times New Roman" w:cs="Times New Roman"/>
-          <w:b/>
-          <w:bCs/>
+        <w:t>11.1. Xem danh sách người dùng</w:t>
+      </w:r>
+    </w:p>
+    <w:p>
+      <w:pPr>
+        <w:spacing w:before="100" w:beforeAutospacing="1" w:after="100" w:afterAutospacing="1" w:line="240" w:lineRule="auto"/>
+        <w:rPr>
+          <w:rFonts w:ascii="Times New Roman" w:eastAsia="Times New Roman" w:hAnsi="Times New Roman" w:cs="Times New Roman"/>
+          <w:sz w:val="26"/>
+          <w:szCs w:val="26"/>
+        </w:rPr>
+      </w:pPr>
+      <w:r>
+        <w:rPr>
+          <w:rFonts w:ascii="Times New Roman" w:eastAsia="Times New Roman" w:hAnsi="Times New Roman" w:cs="Times New Roman"/>
           <w:sz w:val="26"/>
           <w:szCs w:val="26"/>
         </w:rPr>
         <w:lastRenderedPageBreak/>
-        <w:t>10.4. Xóa loại giao dịch</w:t>
-      </w:r>
-    </w:p>
-    <w:p>
-      <w:pPr>
-        <w:spacing w:before="100" w:beforeAutospacing="1" w:after="100" w:afterAutospacing="1" w:line="240" w:lineRule="auto"/>
-        <w:rPr>
-          <w:rFonts w:ascii="Times New Roman" w:eastAsia="Times New Roman" w:hAnsi="Times New Roman" w:cs="Times New Roman"/>
-          <w:sz w:val="26"/>
-          <w:szCs w:val="26"/>
-        </w:rPr>
-      </w:pPr>
-      <w:r>
-        <w:rPr>
-          <w:rFonts w:ascii="Times New Roman" w:eastAsia="Times New Roman" w:hAnsi="Times New Roman" w:cs="Times New Roman"/>
-          <w:sz w:val="26"/>
-          <w:szCs w:val="26"/>
-        </w:rPr>
-        <w:t>Quản lý có thể xóa loại giao dịch khi không còn sử dụng.</w:t>
-      </w:r>
-    </w:p>
-    <w:p>
-      <w:pPr>
-        <w:spacing w:before="100" w:beforeAutospacing="1" w:after="100" w:afterAutospacing="1" w:line="240" w:lineRule="auto"/>
-        <w:outlineLvl w:val="1"/>
-        <w:rPr>
-          <w:rFonts w:ascii="Times New Roman" w:eastAsia="Times New Roman" w:hAnsi="Times New Roman" w:cs="Times New Roman"/>
-          <w:b/>
-          <w:bCs/>
-          <w:sz w:val="26"/>
-          <w:szCs w:val="26"/>
-        </w:rPr>
-      </w:pPr>
-      <w:r>
-        <w:rPr>
-          <w:rFonts w:ascii="Times New Roman" w:eastAsia="Times New Roman" w:hAnsi="Times New Roman" w:cs="Times New Roman"/>
-          <w:b/>
-          <w:bCs/>
-          <w:sz w:val="26"/>
-          <w:szCs w:val="26"/>
-        </w:rPr>
-        <w:t>11. Chức năng quản lý người dùng</w:t>
-      </w:r>
-    </w:p>
-    <w:p>
-      <w:pPr>
-        <w:spacing w:before="100" w:beforeAutospacing="1" w:after="100" w:afterAutospacing="1" w:line="240" w:lineRule="auto"/>
-        <w:rPr>
-          <w:rFonts w:ascii="Times New Roman" w:eastAsia="Times New Roman" w:hAnsi="Times New Roman" w:cs="Times New Roman"/>
-          <w:sz w:val="26"/>
-          <w:szCs w:val="26"/>
-        </w:rPr>
-      </w:pPr>
-      <w:r>
-        <w:rPr>
-          <w:rFonts w:ascii="Times New Roman" w:eastAsia="Times New Roman" w:hAnsi="Times New Roman" w:cs="Times New Roman"/>
-          <w:sz w:val="26"/>
-          <w:szCs w:val="26"/>
-        </w:rPr>
-        <w:t>Chức năng này dành cho quản lý nhằm kiểm soát tài khoản sử dụng hệ thống.</w:t>
-      </w:r>
-    </w:p>
-    <w:p>
-      <w:pPr>
-        <w:spacing w:before="100" w:beforeAutospacing="1" w:after="100" w:afterAutospacing="1" w:line="240" w:lineRule="auto"/>
-        <w:outlineLvl w:val="2"/>
-        <w:rPr>
-          <w:rFonts w:ascii="Times New Roman" w:eastAsia="Times New Roman" w:hAnsi="Times New Roman" w:cs="Times New Roman"/>
-          <w:b/>
-          <w:bCs/>
-          <w:sz w:val="26"/>
-          <w:szCs w:val="26"/>
-        </w:rPr>
-      </w:pPr>
-      <w:r>
-        <w:rPr>
-          <w:rFonts w:ascii="Times New Roman" w:eastAsia="Times New Roman" w:hAnsi="Times New Roman" w:cs="Times New Roman"/>
-          <w:b/>
-          <w:bCs/>
-          <w:sz w:val="26"/>
-          <w:szCs w:val="26"/>
-        </w:rPr>
-        <w:t>11.1. Xem danh sách người dùng</w:t>
-      </w:r>
-    </w:p>
-    <w:p>
-      <w:pPr>
-        <w:spacing w:before="100" w:beforeAutospacing="1" w:after="100" w:afterAutospacing="1" w:line="240" w:lineRule="auto"/>
-        <w:rPr>
-          <w:rFonts w:ascii="Times New Roman" w:eastAsia="Times New Roman" w:hAnsi="Times New Roman" w:cs="Times New Roman"/>
-          <w:sz w:val="26"/>
-          <w:szCs w:val="26"/>
-        </w:rPr>
-      </w:pPr>
-      <w:r>
-        <w:rPr>
-          <w:rFonts w:ascii="Times New Roman" w:eastAsia="Times New Roman" w:hAnsi="Times New Roman" w:cs="Times New Roman"/>
-          <w:sz w:val="26"/>
-          <w:szCs w:val="26"/>
-        </w:rPr>
         <w:t>Hiển thị danh sách các tài khoản trong hệ thống.</w:t>
       </w:r>
     </w:p>
@@ -4152,7 +3934,6 @@
           <w:sz w:val="26"/>
           <w:szCs w:val="26"/>
         </w:rPr>
-        <w:lastRenderedPageBreak/>
         <w:t>Phân công tòa nhà cho nhân viên</w:t>
       </w:r>
     </w:p>
@@ -4326,6 +4107,7 @@
           <w:sz w:val="26"/>
           <w:szCs w:val="26"/>
         </w:rPr>
+        <w:lastRenderedPageBreak/>
         <w:t>Đăng nhập hệ thống</w:t>
       </w:r>
     </w:p>
@@ -4787,61 +4569,482 @@
     <w:p>
       <w:pPr>
         <w:spacing w:before="100" w:beforeAutospacing="1" w:after="100" w:afterAutospacing="1" w:line="240" w:lineRule="auto"/>
-        <w:outlineLvl w:val="1"/>
-        <w:rPr>
-          <w:rFonts w:ascii="Times New Roman" w:eastAsia="Times New Roman" w:hAnsi="Times New Roman" w:cs="Times New Roman"/>
-          <w:b/>
-          <w:bCs/>
-          <w:sz w:val="26"/>
-          <w:szCs w:val="26"/>
-        </w:rPr>
-      </w:pPr>
-      <w:r>
-        <w:rPr>
-          <w:rFonts w:ascii="Times New Roman" w:eastAsia="Times New Roman" w:hAnsi="Times New Roman" w:cs="Times New Roman"/>
-          <w:b/>
-          <w:bCs/>
-          <w:sz w:val="26"/>
-          <w:szCs w:val="26"/>
-        </w:rPr>
-        <w:t>V</w:t>
-      </w:r>
-      <w:r>
-        <w:rPr>
-          <w:rFonts w:ascii="Times New Roman" w:eastAsia="Times New Roman" w:hAnsi="Times New Roman" w:cs="Times New Roman"/>
-          <w:b/>
-          <w:bCs/>
-          <w:sz w:val="26"/>
-          <w:szCs w:val="26"/>
-        </w:rPr>
-        <w:t>II. Kết luận</w:t>
-      </w:r>
-    </w:p>
-    <w:p>
-      <w:pPr>
-        <w:spacing w:before="100" w:beforeAutospacing="1" w:after="100" w:afterAutospacing="1" w:line="240" w:lineRule="auto"/>
-        <w:rPr>
-          <w:rFonts w:ascii="Times New Roman" w:eastAsia="Times New Roman" w:hAnsi="Times New Roman" w:cs="Times New Roman"/>
-          <w:sz w:val="26"/>
-          <w:szCs w:val="26"/>
-        </w:rPr>
-      </w:pPr>
-      <w:r>
-        <w:rPr>
-          <w:rFonts w:ascii="Times New Roman" w:eastAsia="Times New Roman" w:hAnsi="Times New Roman" w:cs="Times New Roman"/>
-          <w:sz w:val="26"/>
-          <w:szCs w:val="26"/>
-        </w:rPr>
-        <w:t xml:space="preserve">Hệ thống quản lý tòa nhà và khách hàng trong lĩnh vực cho thuê bất động sản giúp doanh nghiệp tổ chức dữ liệu tập trung, phân công công việc rõ ràng và kiểm soát quyền truy </w:t>
-      </w:r>
-      <w:r>
-        <w:rPr>
-          <w:rFonts w:ascii="Times New Roman" w:eastAsia="Times New Roman" w:hAnsi="Times New Roman" w:cs="Times New Roman"/>
+        <w:rPr>
+          <w:rFonts w:ascii="Times New Roman" w:eastAsia="Times New Roman" w:hAnsi="Times New Roman" w:cs="Times New Roman"/>
+          <w:b/>
+          <w:bCs/>
+          <w:sz w:val="26"/>
+          <w:szCs w:val="26"/>
+        </w:rPr>
+      </w:pPr>
+      <w:r>
+        <w:rPr>
+          <w:rFonts w:ascii="Times New Roman" w:eastAsia="Times New Roman" w:hAnsi="Times New Roman" w:cs="Times New Roman"/>
+          <w:b/>
+          <w:bCs/>
+          <w:sz w:val="26"/>
+          <w:szCs w:val="26"/>
+        </w:rPr>
+        <w:t>VII. Scenario cho các chức năng cụ thể</w:t>
+      </w:r>
+    </w:p>
+    <w:p>
+      <w:pPr>
+        <w:spacing w:before="100" w:beforeAutospacing="1" w:after="100" w:afterAutospacing="1" w:line="240" w:lineRule="auto"/>
+        <w:rPr>
+          <w:rFonts w:ascii="Times New Roman" w:eastAsia="Times New Roman" w:hAnsi="Times New Roman" w:cs="Times New Roman"/>
+          <w:b/>
+          <w:bCs/>
+          <w:sz w:val="26"/>
+          <w:szCs w:val="26"/>
+        </w:rPr>
+      </w:pPr>
+      <w:r>
+        <w:rPr>
+          <w:rFonts w:ascii="Times New Roman" w:eastAsia="Times New Roman" w:hAnsi="Times New Roman" w:cs="Times New Roman"/>
+          <w:b/>
+          <w:bCs/>
+          <w:sz w:val="26"/>
+          <w:szCs w:val="26"/>
+        </w:rPr>
+        <w:t>1. Scenario cho c</w:t>
+      </w:r>
+      <w:r>
+        <w:rPr>
+          <w:rFonts w:ascii="Times New Roman" w:eastAsia="Times New Roman" w:hAnsi="Times New Roman" w:cs="Times New Roman"/>
+          <w:b/>
+          <w:bCs/>
+          <w:sz w:val="26"/>
+          <w:szCs w:val="26"/>
+        </w:rPr>
+        <w:t>hức năng tìm kiếm tòa nhà</w:t>
+      </w:r>
+    </w:p>
+    <w:p>
+      <w:pPr>
+        <w:spacing w:before="100" w:beforeAutospacing="1" w:after="100" w:afterAutospacing="1" w:line="240" w:lineRule="auto"/>
+        <w:rPr>
+          <w:rFonts w:ascii="Times New Roman" w:eastAsia="Times New Roman" w:hAnsi="Times New Roman" w:cs="Times New Roman"/>
+          <w:bCs/>
+          <w:sz w:val="26"/>
+          <w:szCs w:val="26"/>
+        </w:rPr>
+      </w:pPr>
+      <w:r>
+        <w:rPr>
+          <w:rFonts w:ascii="Times New Roman" w:eastAsia="Times New Roman" w:hAnsi="Times New Roman" w:cs="Times New Roman"/>
+          <w:bCs/>
+          <w:sz w:val="26"/>
+          <w:szCs w:val="26"/>
+        </w:rPr>
+        <w:t>1. Người dùng A chọn chức năng tìm tòa nhà từ trang chủ sau khi đăng nhập, A muốn tìm một tòa nhà theo nhu cầu</w:t>
+      </w:r>
+    </w:p>
+    <w:p>
+      <w:pPr>
+        <w:spacing w:before="100" w:beforeAutospacing="1" w:after="100" w:afterAutospacing="1" w:line="240" w:lineRule="auto"/>
+        <w:rPr>
+          <w:rFonts w:ascii="Times New Roman" w:eastAsia="Times New Roman" w:hAnsi="Times New Roman" w:cs="Times New Roman"/>
+          <w:bCs/>
+          <w:sz w:val="26"/>
+          <w:szCs w:val="26"/>
+        </w:rPr>
+      </w:pPr>
+      <w:r>
+        <w:rPr>
+          <w:rFonts w:ascii="Times New Roman" w:eastAsia="Times New Roman" w:hAnsi="Times New Roman" w:cs="Times New Roman"/>
+          <w:bCs/>
+          <w:sz w:val="26"/>
+          <w:szCs w:val="26"/>
+        </w:rPr>
+        <w:t xml:space="preserve">2. Giao diện Tìm kiếm tòa nhà hiện ra với 10 </w:t>
+      </w:r>
+      <w:r>
+        <w:rPr>
+          <w:rFonts w:ascii="Times New Roman" w:eastAsia="Times New Roman" w:hAnsi="Times New Roman" w:cs="Times New Roman"/>
+          <w:bCs/>
+          <w:sz w:val="26"/>
+          <w:szCs w:val="26"/>
+        </w:rPr>
+        <w:t>fields bao gồm các ô tự điền, dropdown và checkbox. Các ô tự điền thuộc về các tường: Tên building, Phường, Đường, Số tầng, hầm, Diện tích (gồm 2 ô input dạng số giới hạn cận dưới và cân trên), Giá thuê (gồm 2 ô input dạng số giới hạn cận dưới và cận trên) và Quản lý. Hai trường dropdown là quận và Nhân viên phụ trách. Một trường checkbox là loại thuê. Bên dưới là ô Tìm kiếm và Danh sách tòa nhà được hiển thị phù hợp với 10 trường trên</w:t>
+      </w:r>
+    </w:p>
+    <w:p>
+      <w:pPr>
+        <w:spacing w:before="100" w:beforeAutospacing="1" w:after="100" w:afterAutospacing="1" w:line="240" w:lineRule="auto"/>
+        <w:rPr>
+          <w:rFonts w:ascii="Times New Roman" w:eastAsia="Times New Roman" w:hAnsi="Times New Roman" w:cs="Times New Roman"/>
+          <w:bCs/>
+          <w:sz w:val="26"/>
+          <w:szCs w:val="26"/>
+        </w:rPr>
+      </w:pPr>
+      <w:r>
+        <w:rPr>
+          <w:rFonts w:ascii="Times New Roman" w:eastAsia="Times New Roman" w:hAnsi="Times New Roman" w:cs="Times New Roman"/>
+          <w:bCs/>
+          <w:sz w:val="26"/>
+          <w:szCs w:val="26"/>
+        </w:rPr>
+        <w:t>3. A điền vào từng trường tìm kiếm</w:t>
+      </w:r>
+      <w:r>
+        <w:rPr>
+          <w:rFonts w:ascii="Times New Roman" w:eastAsia="Times New Roman" w:hAnsi="Times New Roman" w:cs="Times New Roman"/>
+          <w:bCs/>
+          <w:sz w:val="26"/>
+          <w:szCs w:val="26"/>
+        </w:rPr>
+        <w:t xml:space="preserve"> và click nút Tìm kiếm</w:t>
+      </w:r>
+    </w:p>
+    <w:p>
+      <w:pPr>
+        <w:spacing w:before="100" w:beforeAutospacing="1" w:after="100" w:afterAutospacing="1" w:line="240" w:lineRule="auto"/>
+        <w:rPr>
+          <w:rFonts w:ascii="Times New Roman" w:eastAsia="Times New Roman" w:hAnsi="Times New Roman" w:cs="Times New Roman"/>
+          <w:bCs/>
+          <w:sz w:val="26"/>
+          <w:szCs w:val="26"/>
+        </w:rPr>
+      </w:pPr>
+      <w:r>
+        <w:rPr>
+          <w:rFonts w:ascii="Times New Roman" w:eastAsia="Times New Roman" w:hAnsi="Times New Roman" w:cs="Times New Roman"/>
+          <w:bCs/>
           <w:sz w:val="26"/>
           <w:szCs w:val="26"/>
         </w:rPr>
         <w:lastRenderedPageBreak/>
-        <w:t>cập theo từng vai trò. Việc áp dụng cơ chế đăng nhập và phân quyền giúp đảm bảo an toàn dữ liệu và phù hợp với mô hình quản lý nội bộ. Hệ thống đồng thời hỗ trợ quá trình quản lý tòa nhà, quản lý khách hàng và theo dõi giao dịch một cách hiệu quả hơn.</w:t>
+        <w:tab/>
+        <w:t>3.1. A nhập chữ cái vào các ô tìm kiếm dạng text sẽ không được hiển thị</w:t>
+      </w:r>
+    </w:p>
+    <w:p>
+      <w:pPr>
+        <w:spacing w:before="100" w:beforeAutospacing="1" w:after="100" w:afterAutospacing="1" w:line="240" w:lineRule="auto"/>
+        <w:rPr>
+          <w:rFonts w:ascii="Times New Roman" w:eastAsia="Times New Roman" w:hAnsi="Times New Roman" w:cs="Times New Roman"/>
+          <w:bCs/>
+          <w:sz w:val="26"/>
+          <w:szCs w:val="26"/>
+        </w:rPr>
+      </w:pPr>
+      <w:r>
+        <w:rPr>
+          <w:rFonts w:ascii="Times New Roman" w:eastAsia="Times New Roman" w:hAnsi="Times New Roman" w:cs="Times New Roman"/>
+          <w:bCs/>
+          <w:sz w:val="26"/>
+          <w:szCs w:val="26"/>
+        </w:rPr>
+        <w:tab/>
+        <w:t>3.2 A bỏ một số trường hoặc tất cả các trường vẫn click được nút Tìm kiếm</w:t>
+      </w:r>
+    </w:p>
+    <w:p>
+      <w:pPr>
+        <w:spacing w:before="100" w:beforeAutospacing="1" w:after="100" w:afterAutospacing="1" w:line="240" w:lineRule="auto"/>
+        <w:rPr>
+          <w:rFonts w:ascii="Times New Roman" w:eastAsia="Times New Roman" w:hAnsi="Times New Roman" w:cs="Times New Roman"/>
+          <w:bCs/>
+          <w:sz w:val="26"/>
+          <w:szCs w:val="26"/>
+        </w:rPr>
+      </w:pPr>
+      <w:r>
+        <w:rPr>
+          <w:rFonts w:ascii="Times New Roman" w:eastAsia="Times New Roman" w:hAnsi="Times New Roman" w:cs="Times New Roman"/>
+          <w:bCs/>
+          <w:sz w:val="26"/>
+          <w:szCs w:val="26"/>
+        </w:rPr>
+        <w:t xml:space="preserve">4. Giao </w:t>
+      </w:r>
+      <w:r>
+        <w:rPr>
+          <w:rFonts w:ascii="Times New Roman" w:eastAsia="Times New Roman" w:hAnsi="Times New Roman" w:cs="Times New Roman"/>
+          <w:bCs/>
+          <w:sz w:val="26"/>
+          <w:szCs w:val="26"/>
+        </w:rPr>
+        <w:t>diện hiển thị các tòa nhà phù hợp với 10 trường tìm kiếm và hiển thị phía dưới nút tìm kiếm theo dạng bảng gồm 6 cột là: Tên tòa nhà, Đường, Phường, Diện tích, Giá thuê, Quản lý</w:t>
+      </w:r>
+    </w:p>
+    <w:p>
+      <w:pPr>
+        <w:spacing w:before="100" w:beforeAutospacing="1" w:after="100" w:afterAutospacing="1" w:line="240" w:lineRule="auto"/>
+        <w:rPr>
+          <w:rFonts w:ascii="Times New Roman" w:eastAsia="Times New Roman" w:hAnsi="Times New Roman" w:cs="Times New Roman"/>
+          <w:bCs/>
+          <w:sz w:val="26"/>
+          <w:szCs w:val="26"/>
+        </w:rPr>
+      </w:pPr>
+      <w:r>
+        <w:rPr>
+          <w:rFonts w:ascii="Times New Roman" w:eastAsia="Times New Roman" w:hAnsi="Times New Roman" w:cs="Times New Roman"/>
+          <w:bCs/>
+          <w:sz w:val="26"/>
+          <w:szCs w:val="26"/>
+        </w:rPr>
+        <w:tab/>
+        <w:t>4.1. Một số trường không được nhập, hệ thống mặc định lấy tất cả các giá trị của trường đó</w:t>
+      </w:r>
+    </w:p>
+    <w:p>
+      <w:pPr>
+        <w:spacing w:before="100" w:beforeAutospacing="1" w:after="100" w:afterAutospacing="1" w:line="240" w:lineRule="auto"/>
+        <w:rPr>
+          <w:rFonts w:ascii="Times New Roman" w:eastAsia="Times New Roman" w:hAnsi="Times New Roman" w:cs="Times New Roman"/>
+          <w:bCs/>
+          <w:sz w:val="26"/>
+          <w:szCs w:val="26"/>
+        </w:rPr>
+      </w:pPr>
+      <w:r>
+        <w:rPr>
+          <w:rFonts w:ascii="Times New Roman" w:eastAsia="Times New Roman" w:hAnsi="Times New Roman" w:cs="Times New Roman"/>
+          <w:bCs/>
+          <w:sz w:val="26"/>
+          <w:szCs w:val="26"/>
+        </w:rPr>
+        <w:t>5. Người dùng tiến hành tìm kiếm tiếp bằng cách tiếp tục nhập vào các trường. Giá trị của lần tìm kiếm trước được giữ nguyên</w:t>
+      </w:r>
+    </w:p>
+    <w:p>
+      <w:pPr>
+        <w:spacing w:before="100" w:beforeAutospacing="1" w:after="100" w:afterAutospacing="1" w:line="240" w:lineRule="auto"/>
+        <w:rPr>
+          <w:rFonts w:ascii="Times New Roman" w:eastAsia="Times New Roman" w:hAnsi="Times New Roman" w:cs="Times New Roman"/>
+          <w:b/>
+          <w:bCs/>
+          <w:sz w:val="26"/>
+          <w:szCs w:val="26"/>
+        </w:rPr>
+      </w:pPr>
+      <w:r>
+        <w:rPr>
+          <w:rFonts w:ascii="Times New Roman" w:eastAsia="Times New Roman" w:hAnsi="Times New Roman" w:cs="Times New Roman"/>
+          <w:b/>
+          <w:bCs/>
+          <w:sz w:val="26"/>
+          <w:szCs w:val="26"/>
+        </w:rPr>
+        <w:t>2. Scenario cho chức năng xem chi tiết tòa nhà</w:t>
+      </w:r>
+    </w:p>
+    <w:p>
+      <w:pPr>
+        <w:spacing w:before="100" w:beforeAutospacing="1" w:after="100" w:afterAutospacing="1" w:line="240" w:lineRule="auto"/>
+        <w:rPr>
+          <w:rFonts w:ascii="Times New Roman" w:eastAsia="Times New Roman" w:hAnsi="Times New Roman" w:cs="Times New Roman"/>
+          <w:bCs/>
+          <w:sz w:val="26"/>
+          <w:szCs w:val="26"/>
+        </w:rPr>
+      </w:pPr>
+      <w:r>
+        <w:rPr>
+          <w:rFonts w:ascii="Times New Roman" w:eastAsia="Times New Roman" w:hAnsi="Times New Roman" w:cs="Times New Roman"/>
+          <w:bCs/>
+          <w:sz w:val="26"/>
+          <w:szCs w:val="26"/>
+        </w:rPr>
+        <w:t xml:space="preserve">1. </w:t>
+      </w:r>
+      <w:r>
+        <w:rPr>
+          <w:rFonts w:ascii="Times New Roman" w:eastAsia="Times New Roman" w:hAnsi="Times New Roman" w:cs="Times New Roman"/>
+          <w:bCs/>
+          <w:sz w:val="26"/>
+          <w:szCs w:val="26"/>
+        </w:rPr>
+        <w:t>Người dùng A đăng nhập thành công vào hệ thống và chọn chức năng tìm kiếm tòa nhà từ trang chính.</w:t>
+      </w:r>
+    </w:p>
+    <w:p>
+      <w:pPr>
+        <w:spacing w:before="100" w:beforeAutospacing="1" w:after="100" w:afterAutospacing="1" w:line="240" w:lineRule="auto"/>
+        <w:rPr>
+          <w:rFonts w:ascii="Times New Roman" w:eastAsia="Times New Roman" w:hAnsi="Times New Roman" w:cs="Times New Roman"/>
+          <w:bCs/>
+          <w:sz w:val="26"/>
+          <w:szCs w:val="26"/>
+        </w:rPr>
+      </w:pPr>
+      <w:r>
+        <w:rPr>
+          <w:rFonts w:ascii="Times New Roman" w:eastAsia="Times New Roman" w:hAnsi="Times New Roman" w:cs="Times New Roman"/>
+          <w:bCs/>
+          <w:sz w:val="26"/>
+          <w:szCs w:val="26"/>
+        </w:rPr>
+        <w:t xml:space="preserve">2. </w:t>
+      </w:r>
+      <w:r>
+        <w:rPr>
+          <w:rFonts w:ascii="Times New Roman" w:eastAsia="Times New Roman" w:hAnsi="Times New Roman" w:cs="Times New Roman"/>
+          <w:bCs/>
+          <w:sz w:val="26"/>
+          <w:szCs w:val="26"/>
+        </w:rPr>
+        <w:t>Giao diện tìm kiếm tòa nhà hiện ra, hiển thị danh sách các tòa nhà và tại mỗi dòng có nút hoặc liên kết “Xem chi tiết”.</w:t>
+      </w:r>
+    </w:p>
+    <w:p>
+      <w:pPr>
+        <w:spacing w:before="100" w:beforeAutospacing="1" w:after="100" w:afterAutospacing="1" w:line="240" w:lineRule="auto"/>
+        <w:rPr>
+          <w:rFonts w:ascii="Times New Roman" w:eastAsia="Times New Roman" w:hAnsi="Times New Roman" w:cs="Times New Roman"/>
+          <w:bCs/>
+          <w:sz w:val="26"/>
+          <w:szCs w:val="26"/>
+        </w:rPr>
+      </w:pPr>
+      <w:r>
+        <w:rPr>
+          <w:rFonts w:ascii="Times New Roman" w:eastAsia="Times New Roman" w:hAnsi="Times New Roman" w:cs="Times New Roman"/>
+          <w:bCs/>
+          <w:sz w:val="26"/>
+          <w:szCs w:val="26"/>
+        </w:rPr>
+        <w:t xml:space="preserve">3. </w:t>
+      </w:r>
+      <w:r>
+        <w:rPr>
+          <w:rFonts w:ascii="Times New Roman" w:eastAsia="Times New Roman" w:hAnsi="Times New Roman" w:cs="Times New Roman"/>
+          <w:bCs/>
+          <w:sz w:val="26"/>
+          <w:szCs w:val="26"/>
+        </w:rPr>
+        <w:t>A chọn một tòa nhà trong danh sách và click vào nút “Xem chi tiết”.</w:t>
+      </w:r>
+    </w:p>
+    <w:p>
+      <w:pPr>
+        <w:spacing w:before="100" w:beforeAutospacing="1" w:after="100" w:afterAutospacing="1" w:line="240" w:lineRule="auto"/>
+        <w:rPr>
+          <w:rFonts w:ascii="Times New Roman" w:eastAsia="Times New Roman" w:hAnsi="Times New Roman" w:cs="Times New Roman"/>
+          <w:bCs/>
+          <w:sz w:val="26"/>
+          <w:szCs w:val="26"/>
+        </w:rPr>
+      </w:pPr>
+      <w:r>
+        <w:rPr>
+          <w:rFonts w:ascii="Times New Roman" w:eastAsia="Times New Roman" w:hAnsi="Times New Roman" w:cs="Times New Roman"/>
+          <w:bCs/>
+          <w:sz w:val="26"/>
+          <w:szCs w:val="26"/>
+        </w:rPr>
+        <w:t xml:space="preserve">4. </w:t>
+      </w:r>
+      <w:r>
+        <w:rPr>
+          <w:rFonts w:ascii="Times New Roman" w:eastAsia="Times New Roman" w:hAnsi="Times New Roman" w:cs="Times New Roman"/>
+          <w:bCs/>
+          <w:sz w:val="26"/>
+          <w:szCs w:val="26"/>
+        </w:rPr>
+        <w:t>Hệ thống tiếp nhận yêu cầu và mở giao diện chi tiết tòa nhà.</w:t>
+      </w:r>
+    </w:p>
+    <w:p>
+      <w:pPr>
+        <w:spacing w:before="100" w:beforeAutospacing="1" w:after="100" w:afterAutospacing="1" w:line="240" w:lineRule="auto"/>
+        <w:rPr>
+          <w:rFonts w:ascii="Times New Roman" w:eastAsia="Times New Roman" w:hAnsi="Times New Roman" w:cs="Times New Roman"/>
+          <w:bCs/>
+          <w:sz w:val="26"/>
+          <w:szCs w:val="26"/>
+        </w:rPr>
+      </w:pPr>
+      <w:r>
+        <w:rPr>
+          <w:rFonts w:ascii="Times New Roman" w:eastAsia="Times New Roman" w:hAnsi="Times New Roman" w:cs="Times New Roman"/>
+          <w:bCs/>
+          <w:sz w:val="26"/>
+          <w:szCs w:val="26"/>
+        </w:rPr>
+        <w:t>Giao diện chi tiết tòa nhà hiển thị các thông tin của tòa nhà đã chọn, gồm: ID, tên tòa nhà, đường, phường, quận, số tầng hầm, diện tích sàn, diện tích thuê, loại hình thuê, giá thuê, mô tả giá thuê, tiền đặt cọc, hình thức thanh toán, thời hạn thuê, phí môi giới, ghi chú, tên người quản lý, số điện thoại người quản lý và hình ảnh nếu có.</w:t>
+      </w:r>
+    </w:p>
+    <w:p>
+      <w:pPr>
+        <w:spacing w:before="100" w:beforeAutospacing="1" w:after="100" w:afterAutospacing="1" w:line="240" w:lineRule="auto"/>
+        <w:rPr>
+          <w:rFonts w:ascii="Times New Roman" w:eastAsia="Times New Roman" w:hAnsi="Times New Roman" w:cs="Times New Roman"/>
+          <w:bCs/>
+          <w:sz w:val="26"/>
+          <w:szCs w:val="26"/>
+        </w:rPr>
+      </w:pPr>
+      <w:r>
+        <w:rPr>
+          <w:rFonts w:ascii="Times New Roman" w:eastAsia="Times New Roman" w:hAnsi="Times New Roman" w:cs="Times New Roman"/>
+          <w:bCs/>
+          <w:sz w:val="26"/>
+          <w:szCs w:val="26"/>
+        </w:rPr>
+        <w:t xml:space="preserve">5. </w:t>
+      </w:r>
+      <w:r>
+        <w:rPr>
+          <w:rFonts w:ascii="Times New Roman" w:eastAsia="Times New Roman" w:hAnsi="Times New Roman" w:cs="Times New Roman"/>
+          <w:bCs/>
+          <w:sz w:val="26"/>
+          <w:szCs w:val="26"/>
+        </w:rPr>
+        <w:t>A xem các thông tin chi tiết của tòa nhà trên giao diện.</w:t>
+      </w:r>
+    </w:p>
+    <w:p>
+      <w:pPr>
+        <w:spacing w:before="100" w:beforeAutospacing="1" w:after="100" w:afterAutospacing="1" w:line="240" w:lineRule="auto"/>
+        <w:rPr>
+          <w:rFonts w:ascii="Times New Roman" w:eastAsia="Times New Roman" w:hAnsi="Times New Roman" w:cs="Times New Roman"/>
+          <w:bCs/>
+          <w:sz w:val="26"/>
+          <w:szCs w:val="26"/>
+        </w:rPr>
+      </w:pPr>
+      <w:r>
+        <w:rPr>
+          <w:rFonts w:ascii="Times New Roman" w:eastAsia="Times New Roman" w:hAnsi="Times New Roman" w:cs="Times New Roman"/>
+          <w:bCs/>
+          <w:sz w:val="26"/>
+          <w:szCs w:val="26"/>
+        </w:rPr>
+        <w:t>Sau khi xem xong, A click vào nút “Quay lại danh sách”.</w:t>
+      </w:r>
+    </w:p>
+    <w:p>
+      <w:pPr>
+        <w:spacing w:before="100" w:beforeAutospacing="1" w:after="100" w:afterAutospacing="1" w:line="240" w:lineRule="auto"/>
+        <w:rPr>
+          <w:rFonts w:ascii="Times New Roman" w:eastAsia="Times New Roman" w:hAnsi="Times New Roman" w:cs="Times New Roman"/>
+          <w:bCs/>
+          <w:sz w:val="26"/>
+          <w:szCs w:val="26"/>
+        </w:rPr>
+      </w:pPr>
+      <w:r>
+        <w:rPr>
+          <w:rFonts w:ascii="Times New Roman" w:eastAsia="Times New Roman" w:hAnsi="Times New Roman" w:cs="Times New Roman"/>
+          <w:bCs/>
+          <w:sz w:val="26"/>
+          <w:szCs w:val="26"/>
+        </w:rPr>
+        <w:t xml:space="preserve">5. </w:t>
+      </w:r>
+      <w:r>
+        <w:rPr>
+          <w:rFonts w:ascii="Times New Roman" w:eastAsia="Times New Roman" w:hAnsi="Times New Roman" w:cs="Times New Roman"/>
+          <w:bCs/>
+          <w:sz w:val="26"/>
+          <w:szCs w:val="26"/>
+        </w:rPr>
+        <w:t>Hệ thống quay về giao diện tìm kiếm tòa nhà.</w:t>
       </w:r>
     </w:p>
     <w:sectPr>

--- a/System requirements.docx
+++ b/System requirements.docx
@@ -450,8 +450,6 @@
         </w:rPr>
         <w:t>2. Nhân viên</w:t>
       </w:r>
-      <w:bookmarkStart w:id="0" w:name="_GoBack"/>
-      <w:bookmarkEnd w:id="0"/>
     </w:p>
     <w:p>
       <w:pPr>
@@ -4619,6 +4617,16 @@
         </w:rPr>
         <w:t>hức năng tìm kiếm tòa nhà</w:t>
       </w:r>
+      <w:r>
+        <w:rPr>
+          <w:rFonts w:ascii="Times New Roman" w:eastAsia="Times New Roman" w:hAnsi="Times New Roman" w:cs="Times New Roman"/>
+          <w:b/>
+          <w:bCs/>
+          <w:sz w:val="26"/>
+          <w:szCs w:val="26"/>
+        </w:rPr>
+        <w:t xml:space="preserve"> cho khách hàng</w:t>
+      </w:r>
     </w:p>
     <w:p>
       <w:pPr>
@@ -4832,6 +4840,18 @@
         </w:rPr>
         <w:t>2. Scenario cho chức năng xem chi tiết tòa nhà</w:t>
       </w:r>
+      <w:r>
+        <w:rPr>
+          <w:rFonts w:ascii="Times New Roman" w:eastAsia="Times New Roman" w:hAnsi="Times New Roman" w:cs="Times New Roman"/>
+          <w:b/>
+          <w:bCs/>
+          <w:sz w:val="26"/>
+          <w:szCs w:val="26"/>
+        </w:rPr>
+        <w:t xml:space="preserve"> </w:t>
+      </w:r>
+      <w:bookmarkStart w:id="0" w:name="_GoBack"/>
+      <w:bookmarkEnd w:id="0"/>
     </w:p>
     <w:p>
       <w:pPr>
@@ -5035,7 +5055,16 @@
           <w:sz w:val="26"/>
           <w:szCs w:val="26"/>
         </w:rPr>
-        <w:t xml:space="preserve">5. </w:t>
+        <w:t>6</w:t>
+      </w:r>
+      <w:r>
+        <w:rPr>
+          <w:rFonts w:ascii="Times New Roman" w:eastAsia="Times New Roman" w:hAnsi="Times New Roman" w:cs="Times New Roman"/>
+          <w:bCs/>
+          <w:sz w:val="26"/>
+          <w:szCs w:val="26"/>
+        </w:rPr>
+        <w:t xml:space="preserve">. </w:t>
       </w:r>
       <w:r>
         <w:rPr>
@@ -5045,6 +5074,255 @@
           <w:szCs w:val="26"/>
         </w:rPr>
         <w:t>Hệ thống quay về giao diện tìm kiếm tòa nhà.</w:t>
+      </w:r>
+    </w:p>
+    <w:p>
+      <w:pPr>
+        <w:spacing w:before="100" w:beforeAutospacing="1" w:after="100" w:afterAutospacing="1" w:line="240" w:lineRule="auto"/>
+        <w:rPr>
+          <w:rFonts w:ascii="Times New Roman" w:eastAsia="Times New Roman" w:hAnsi="Times New Roman" w:cs="Times New Roman"/>
+          <w:b/>
+          <w:bCs/>
+          <w:sz w:val="26"/>
+          <w:szCs w:val="26"/>
+        </w:rPr>
+      </w:pPr>
+      <w:r>
+        <w:rPr>
+          <w:rFonts w:ascii="Times New Roman" w:eastAsia="Times New Roman" w:hAnsi="Times New Roman" w:cs="Times New Roman"/>
+          <w:b/>
+          <w:bCs/>
+          <w:sz w:val="26"/>
+          <w:szCs w:val="26"/>
+        </w:rPr>
+        <w:t>3. Scenario tìm kiếm tòa nhà cho quản lý</w:t>
+      </w:r>
+    </w:p>
+    <w:p>
+      <w:pPr>
+        <w:spacing w:before="100" w:beforeAutospacing="1" w:after="100" w:afterAutospacing="1" w:line="240" w:lineRule="auto"/>
+        <w:rPr>
+          <w:rFonts w:ascii="Times New Roman" w:eastAsia="Times New Roman" w:hAnsi="Times New Roman" w:cs="Times New Roman"/>
+          <w:bCs/>
+          <w:sz w:val="26"/>
+          <w:szCs w:val="26"/>
+        </w:rPr>
+      </w:pPr>
+      <w:r>
+        <w:rPr>
+          <w:rFonts w:ascii="Times New Roman" w:eastAsia="Times New Roman" w:hAnsi="Times New Roman" w:cs="Times New Roman"/>
+          <w:bCs/>
+          <w:sz w:val="26"/>
+          <w:szCs w:val="26"/>
+        </w:rPr>
+        <w:t>1.</w:t>
+      </w:r>
+      <w:r>
+        <w:rPr>
+          <w:rFonts w:ascii="Times New Roman" w:eastAsia="Times New Roman" w:hAnsi="Times New Roman" w:cs="Times New Roman"/>
+          <w:bCs/>
+          <w:sz w:val="26"/>
+          <w:szCs w:val="26"/>
+        </w:rPr>
+        <w:t>Manager A đăng nhập thành công vào hệ thống và được chuyển đến trang adminDashboard. Tại đây, menu bên trái hiển thị mục Tìm kiếm tòa nhà trong nhóm Quản lý bất động sản.</w:t>
+      </w:r>
+    </w:p>
+    <w:p>
+      <w:pPr>
+        <w:spacing w:before="100" w:beforeAutospacing="1" w:after="100" w:afterAutospacing="1" w:line="240" w:lineRule="auto"/>
+        <w:rPr>
+          <w:rFonts w:ascii="Times New Roman" w:eastAsia="Times New Roman" w:hAnsi="Times New Roman" w:cs="Times New Roman"/>
+          <w:bCs/>
+          <w:sz w:val="26"/>
+          <w:szCs w:val="26"/>
+        </w:rPr>
+      </w:pPr>
+      <w:r>
+        <w:rPr>
+          <w:rFonts w:ascii="Times New Roman" w:eastAsia="Times New Roman" w:hAnsi="Times New Roman" w:cs="Times New Roman"/>
+          <w:bCs/>
+          <w:sz w:val="26"/>
+          <w:szCs w:val="26"/>
+        </w:rPr>
+        <w:t>A chọn chức năng Tìm kiếm tòa nhà từ menu bên trái.</w:t>
+      </w:r>
+    </w:p>
+    <w:p>
+      <w:pPr>
+        <w:spacing w:before="100" w:beforeAutospacing="1" w:after="100" w:afterAutospacing="1" w:line="240" w:lineRule="auto"/>
+        <w:rPr>
+          <w:rFonts w:ascii="Times New Roman" w:eastAsia="Times New Roman" w:hAnsi="Times New Roman" w:cs="Times New Roman"/>
+          <w:bCs/>
+          <w:sz w:val="26"/>
+          <w:szCs w:val="26"/>
+        </w:rPr>
+      </w:pPr>
+      <w:r>
+        <w:rPr>
+          <w:rFonts w:ascii="Times New Roman" w:eastAsia="Times New Roman" w:hAnsi="Times New Roman" w:cs="Times New Roman"/>
+          <w:bCs/>
+          <w:sz w:val="26"/>
+          <w:szCs w:val="26"/>
+        </w:rPr>
+        <w:lastRenderedPageBreak/>
+        <w:t>2.</w:t>
+      </w:r>
+      <w:r>
+        <w:rPr>
+          <w:rFonts w:ascii="Times New Roman" w:eastAsia="Times New Roman" w:hAnsi="Times New Roman" w:cs="Times New Roman"/>
+          <w:bCs/>
+          <w:sz w:val="26"/>
+          <w:szCs w:val="26"/>
+        </w:rPr>
+        <w:t>Hệ thống mở giao diện tìm kiếm tòa nhà, hiển thị các ô nhập tiêu chí tìm kiếm như: tên tòa nhà, quận, phường, đường, số tầng hầm, diện tích, giá thuê, quản lý, nhân viên phụ trách, loại thuê; đồng thời hiển thị nút Tìm kiếm.</w:t>
+      </w:r>
+    </w:p>
+    <w:p>
+      <w:pPr>
+        <w:spacing w:before="100" w:beforeAutospacing="1" w:after="100" w:afterAutospacing="1" w:line="240" w:lineRule="auto"/>
+        <w:rPr>
+          <w:rFonts w:ascii="Times New Roman" w:eastAsia="Times New Roman" w:hAnsi="Times New Roman" w:cs="Times New Roman"/>
+          <w:bCs/>
+          <w:sz w:val="26"/>
+          <w:szCs w:val="26"/>
+        </w:rPr>
+      </w:pPr>
+      <w:r>
+        <w:rPr>
+          <w:rFonts w:ascii="Times New Roman" w:eastAsia="Times New Roman" w:hAnsi="Times New Roman" w:cs="Times New Roman"/>
+          <w:bCs/>
+          <w:sz w:val="26"/>
+          <w:szCs w:val="26"/>
+        </w:rPr>
+        <w:t>3.</w:t>
+      </w:r>
+      <w:r>
+        <w:rPr>
+          <w:rFonts w:ascii="Times New Roman" w:eastAsia="Times New Roman" w:hAnsi="Times New Roman" w:cs="Times New Roman"/>
+          <w:bCs/>
+          <w:sz w:val="26"/>
+          <w:szCs w:val="26"/>
+        </w:rPr>
+        <w:t>A nhập thông tin tìm kiếm vào các ô, ví dụ: tên tòa nhà = Building, quận = Quận 1, giá thuê từ = 15, giá thuê đến = 20, rồi click nút Tìm kiếm.</w:t>
+      </w:r>
+    </w:p>
+    <w:p>
+      <w:pPr>
+        <w:spacing w:before="100" w:beforeAutospacing="1" w:after="100" w:afterAutospacing="1" w:line="240" w:lineRule="auto"/>
+        <w:rPr>
+          <w:rFonts w:ascii="Times New Roman" w:eastAsia="Times New Roman" w:hAnsi="Times New Roman" w:cs="Times New Roman"/>
+          <w:bCs/>
+          <w:sz w:val="26"/>
+          <w:szCs w:val="26"/>
+        </w:rPr>
+      </w:pPr>
+      <w:r>
+        <w:rPr>
+          <w:rFonts w:ascii="Times New Roman" w:eastAsia="Times New Roman" w:hAnsi="Times New Roman" w:cs="Times New Roman"/>
+          <w:bCs/>
+          <w:sz w:val="26"/>
+          <w:szCs w:val="26"/>
+        </w:rPr>
+        <w:t>4.</w:t>
+      </w:r>
+      <w:r>
+        <w:rPr>
+          <w:rFonts w:ascii="Times New Roman" w:eastAsia="Times New Roman" w:hAnsi="Times New Roman" w:cs="Times New Roman"/>
+          <w:bCs/>
+          <w:sz w:val="26"/>
+          <w:szCs w:val="26"/>
+        </w:rPr>
+        <w:t>Hệ thống tiếp nhận yêu cầu, thực hiện tìm kiếm theo các điều kiện mà A đã nhập.</w:t>
+      </w:r>
+    </w:p>
+    <w:p>
+      <w:pPr>
+        <w:spacing w:before="100" w:beforeAutospacing="1" w:after="100" w:afterAutospacing="1" w:line="240" w:lineRule="auto"/>
+        <w:rPr>
+          <w:rFonts w:ascii="Times New Roman" w:eastAsia="Times New Roman" w:hAnsi="Times New Roman" w:cs="Times New Roman"/>
+          <w:bCs/>
+          <w:sz w:val="26"/>
+          <w:szCs w:val="26"/>
+        </w:rPr>
+      </w:pPr>
+      <w:r>
+        <w:rPr>
+          <w:rFonts w:ascii="Times New Roman" w:eastAsia="Times New Roman" w:hAnsi="Times New Roman" w:cs="Times New Roman"/>
+          <w:bCs/>
+          <w:sz w:val="26"/>
+          <w:szCs w:val="26"/>
+        </w:rPr>
+        <w:t>Giao diện danh sách tòa nhà được cập nhật và hiển thị các kết quả phù hợp với điều kiện tìm kiếm.</w:t>
+      </w:r>
+    </w:p>
+    <w:p>
+      <w:pPr>
+        <w:spacing w:before="100" w:beforeAutospacing="1" w:after="100" w:afterAutospacing="1" w:line="240" w:lineRule="auto"/>
+        <w:rPr>
+          <w:rFonts w:ascii="Times New Roman" w:eastAsia="Times New Roman" w:hAnsi="Times New Roman" w:cs="Times New Roman"/>
+          <w:bCs/>
+          <w:sz w:val="26"/>
+          <w:szCs w:val="26"/>
+        </w:rPr>
+      </w:pPr>
+      <w:r>
+        <w:rPr>
+          <w:rFonts w:ascii="Times New Roman" w:eastAsia="Times New Roman" w:hAnsi="Times New Roman" w:cs="Times New Roman"/>
+          <w:bCs/>
+          <w:sz w:val="26"/>
+          <w:szCs w:val="26"/>
+        </w:rPr>
+        <w:t>5.</w:t>
+      </w:r>
+      <w:r>
+        <w:rPr>
+          <w:rFonts w:ascii="Times New Roman" w:eastAsia="Times New Roman" w:hAnsi="Times New Roman" w:cs="Times New Roman"/>
+          <w:bCs/>
+          <w:sz w:val="26"/>
+          <w:szCs w:val="26"/>
+        </w:rPr>
+        <w:t>A xem danh sách kết quả trả về để lựa chọn tòa nhà cần thao tác tiếp.</w:t>
+      </w:r>
+    </w:p>
+    <w:p>
+      <w:pPr>
+        <w:spacing w:before="100" w:beforeAutospacing="1" w:after="100" w:afterAutospacing="1" w:line="240" w:lineRule="auto"/>
+        <w:rPr>
+          <w:rFonts w:ascii="Times New Roman" w:eastAsia="Times New Roman" w:hAnsi="Times New Roman" w:cs="Times New Roman"/>
+          <w:bCs/>
+          <w:sz w:val="26"/>
+          <w:szCs w:val="26"/>
+        </w:rPr>
+      </w:pPr>
+      <w:r>
+        <w:rPr>
+          <w:rFonts w:ascii="Times New Roman" w:eastAsia="Times New Roman" w:hAnsi="Times New Roman" w:cs="Times New Roman"/>
+          <w:bCs/>
+          <w:sz w:val="26"/>
+          <w:szCs w:val="26"/>
+        </w:rPr>
+        <w:t>Sau khi xem xong kết quả tìm kiếm, A có thể tiếp tục nhập điều kiện khác để tìm kiếm lại hoặc chọn xem chi tiết một tòa nhà trong danh sách.</w:t>
+      </w:r>
+    </w:p>
+    <w:p>
+      <w:pPr>
+        <w:spacing w:before="100" w:beforeAutospacing="1" w:after="100" w:afterAutospacing="1" w:line="240" w:lineRule="auto"/>
+        <w:rPr>
+          <w:rFonts w:ascii="Times New Roman" w:eastAsia="Times New Roman" w:hAnsi="Times New Roman" w:cs="Times New Roman"/>
+          <w:bCs/>
+          <w:sz w:val="26"/>
+          <w:szCs w:val="26"/>
+        </w:rPr>
+      </w:pPr>
+      <w:r>
+        <w:rPr>
+          <w:rFonts w:ascii="Times New Roman" w:eastAsia="Times New Roman" w:hAnsi="Times New Roman" w:cs="Times New Roman"/>
+          <w:bCs/>
+          <w:sz w:val="26"/>
+          <w:szCs w:val="26"/>
+        </w:rPr>
+        <w:tab/>
+        <w:t xml:space="preserve"> </w:t>
       </w:r>
     </w:p>
     <w:sectPr>
